--- a/docs/apostila-sdd-ze-peixeira.docx
+++ b/docs/apostila-sdd-ze-peixeira.docx
@@ -1898,7 +1898,7 @@
             <w:pPr>
               <w:spacing w:after="0" w:before="0" w:line="270"/>
             </w:pPr>
-            <w:hyperlink w:history="1" r:id="rIdb-5ki5cdzc_egzydopatb">
+            <w:hyperlink w:history="1" r:id="rIdnxhuebkvv4sm2mxkm3kxl">
               <w:r>
                 <w:rPr>
                   <w:rStyle w:val="Hyperlink"/>
@@ -2308,7 +2308,7 @@
               </w:rPr>
               <w:t xml:space="preserve">Servidor MCP para Godot (ex.: </w:t>
             </w:r>
-            <w:hyperlink w:history="1" r:id="rId0nghpdhx4yvixwaijfybc">
+            <w:hyperlink w:history="1" r:id="rIdevqgfy9z_iki2dlnclwbl">
               <w:r>
                 <w:rPr>
                   <w:rStyle w:val="Hyperlink"/>
@@ -2597,7 +2597,7 @@
           <w:sz w:val="20"/>
           <w:szCs w:val="20"/>
         </w:rPr>
-        <w:t xml:space="preserve"> Versões usadas: Godot ___ · Spec Kit ___ · GUT ___ · agente ___ (modelo ___).</w:t>
+        <w:t xml:space="preserve"> Versões usadas: Godot 4.7.2.stable.official · Spec Kit 1.0.10 · GUT 9.7.1 · agente Claude Code (modelo Sonnet 5).</w:t>
       </w:r>
     </w:p>
     <w:p>
@@ -2747,7 +2747,70 @@
         <w:t xml:space="preserve">game/</w:t>
       </w:r>
       <w:r>
-        <w:t xml:space="preserve"> e instalar o GUT pelo AssetLib.</w:t>
+        <w:t xml:space="preserve"> e instalar o GUT. Pelo AssetLib funciona dentro do editor; na execução real desta demonstração, sem editor gráfico disponível, o addon foi obtido direto do repositório oficial, fixando a versão:</w:t>
+      </w:r>
+    </w:p>
+    <w:p>
+      <w:pPr>
+        <w:keepNext/>
+        <w:keepLines/>
+        <w:pBdr>
+          <w:left w:val="single" w:color="7A1F2B" w:sz="18" w:space="8"/>
+        </w:pBdr>
+        <w:shd w:fill="F4F1EC" w:color="auto" w:val="clear"/>
+        <w:spacing w:after="0" w:before="120" w:line="260"/>
+        <w:ind w:left="200" w:right="200"/>
+      </w:pPr>
+      <w:r>
+        <w:rPr>
+          <w:rFonts w:ascii="Consolas" w:cs="Consolas" w:eastAsia="Consolas" w:hAnsi="Consolas"/>
+          <w:color w:val="1F1F1F"/>
+          <w:sz w:val="18"/>
+          <w:szCs w:val="18"/>
+        </w:rPr>
+        <w:t xml:space="preserve">git clone --depth 1 --branch v9.7.1 https://github.com/bitwes/Gut.git /tmp/gut-src</w:t>
+      </w:r>
+    </w:p>
+    <w:p>
+      <w:pPr>
+        <w:keepNext/>
+        <w:keepLines/>
+        <w:pBdr>
+          <w:left w:val="single" w:color="7A1F2B" w:sz="18" w:space="8"/>
+        </w:pBdr>
+        <w:shd w:fill="F4F1EC" w:color="auto" w:val="clear"/>
+        <w:spacing w:after="0" w:before="0" w:line="260"/>
+        <w:ind w:left="200" w:right="200"/>
+      </w:pPr>
+      <w:r>
+        <w:rPr>
+          <w:rFonts w:ascii="Consolas" w:cs="Consolas" w:eastAsia="Consolas" w:hAnsi="Consolas"/>
+          <w:color w:val="1F1F1F"/>
+          <w:sz w:val="18"/>
+          <w:szCs w:val="18"/>
+        </w:rPr>
+        <w:t xml:space="preserve">cp -R /tmp/gut-src/addons/gut game/addons/gut</w:t>
+      </w:r>
+    </w:p>
+    <w:p>
+      <w:pPr>
+        <w:keepNext w:val="false"/>
+        <w:keepLines/>
+        <w:pBdr>
+          <w:left w:val="single" w:color="7A1F2B" w:sz="18" w:space="8"/>
+        </w:pBdr>
+        <w:shd w:fill="F4F1EC" w:color="auto" w:val="clear"/>
+        <w:spacing w:after="160" w:before="0" w:line="260"/>
+        <w:ind w:left="200" w:right="200"/>
+      </w:pPr>
+      <w:r>
+        <w:rPr>
+          <w:rFonts w:ascii="Consolas" w:cs="Consolas" w:eastAsia="Consolas" w:hAnsi="Consolas"/>
+          <w:color w:val="1F1F1F"/>
+          <w:sz w:val="18"/>
+          <w:szCs w:val="18"/>
+        </w:rPr>
+        <w:t xml:space="preserve">rm -rf /tmp/gut-src</w:t>
       </w:r>
     </w:p>
     <w:p>
@@ -2756,34 +2819,53 @@
         <w:jc w:val="both"/>
       </w:pPr>
       <w:r>
+        <w:t xml:space="preserve">Depois, ativar o plugin em </w:t>
+      </w:r>
+      <w:r>
         <w:rPr>
           <w:b/>
           <w:bCs/>
         </w:rPr>
-        <w:t xml:space="preserve">Conferir:</w:t>
-      </w:r>
-      <w:r>
-        <w:t xml:space="preserve"> </w:t>
-      </w:r>
-      <w:r>
-        <w:rPr>
-          <w:rFonts w:ascii="Consolas" w:cs="Consolas" w:eastAsia="Consolas" w:hAnsi="Consolas"/>
-          <w:color w:val="7A1F2B"/>
-          <w:sz w:val="19"/>
-          <w:szCs w:val="19"/>
-        </w:rPr>
-        <w:t xml:space="preserve">git status</w:t>
-      </w:r>
-      <w:r>
-        <w:t xml:space="preserve"> mostra só arquivos do Spec Kit e do projeto Godot. Fazer o commit desse estado inicial antes de qualquer código gerado.</w:t>
-      </w:r>
-    </w:p>
-    <w:p>
-      <w:pPr>
-        <w:pStyle w:val="Heading3"/>
-      </w:pPr>
-      <w:r>
-        <w:t xml:space="preserve">Passo 2 — Constituição</w:t>
+        <w:t xml:space="preserve">Project &gt; Project Settings &gt; Plugins</w:t>
+      </w:r>
+      <w:r>
+        <w:t xml:space="preserve"> (ou, direto no </w:t>
+      </w:r>
+      <w:r>
+        <w:rPr>
+          <w:rFonts w:ascii="Consolas" w:cs="Consolas" w:eastAsia="Consolas" w:hAnsi="Consolas"/>
+          <w:color w:val="7A1F2B"/>
+          <w:sz w:val="19"/>
+          <w:szCs w:val="19"/>
+        </w:rPr>
+        <w:t xml:space="preserve">project.godot</w:t>
+      </w:r>
+      <w:r>
+        <w:t xml:space="preserve">, </w:t>
+      </w:r>
+      <w:r>
+        <w:rPr>
+          <w:rFonts w:ascii="Consolas" w:cs="Consolas" w:eastAsia="Consolas" w:hAnsi="Consolas"/>
+          <w:color w:val="7A1F2B"/>
+          <w:sz w:val="19"/>
+          <w:szCs w:val="19"/>
+        </w:rPr>
+        <w:t xml:space="preserve">[editor_plugins] enabled=PackedStringArray("res://addons/gut/plugin.cfg")</w:t>
+      </w:r>
+      <w:r>
+        <w:t xml:space="preserve">) e rodar </w:t>
+      </w:r>
+      <w:r>
+        <w:rPr>
+          <w:rFonts w:ascii="Consolas" w:cs="Consolas" w:eastAsia="Consolas" w:hAnsi="Consolas"/>
+          <w:color w:val="7A1F2B"/>
+          <w:sz w:val="19"/>
+          <w:szCs w:val="19"/>
+        </w:rPr>
+        <w:t xml:space="preserve">godot --headless --path game --import</w:t>
+      </w:r>
+      <w:r>
+        <w:t xml:space="preserve"> uma vez para registrar as classes globais do GUT.</w:t>
       </w:r>
     </w:p>
     <w:p>
@@ -2792,7 +2874,34 @@
         <w:jc w:val="both"/>
       </w:pPr>
       <w:r>
-        <w:t xml:space="preserve">A constituição é escrita pelo humano; o agente não a altera. Ela fixa o que vale para todas as fatias: versão do motor, APIs proibidas, arquitetura, convenções de nomes, como testar, o contrato dos placeholders e os padrões do Nystrom que devem aparecer.</w:t>
+        <w:rPr>
+          <w:b/>
+          <w:bCs/>
+        </w:rPr>
+        <w:t xml:space="preserve">Conferir:</w:t>
+      </w:r>
+      <w:r>
+        <w:t xml:space="preserve"> </w:t>
+      </w:r>
+      <w:r>
+        <w:rPr>
+          <w:rFonts w:ascii="Consolas" w:cs="Consolas" w:eastAsia="Consolas" w:hAnsi="Consolas"/>
+          <w:color w:val="7A1F2B"/>
+          <w:sz w:val="19"/>
+          <w:szCs w:val="19"/>
+        </w:rPr>
+        <w:t xml:space="preserve">git status</w:t>
+      </w:r>
+      <w:r>
+        <w:t xml:space="preserve"> mostra só arquivos do Spec Kit e do projeto Godot. Fazer o commit desse estado inicial antes de qualquer código gerado.</w:t>
+      </w:r>
+    </w:p>
+    <w:p>
+      <w:pPr>
+        <w:pStyle w:val="Heading3"/>
+      </w:pPr>
+      <w:r>
+        <w:t xml:space="preserve">Passo 2 — Constituição</w:t>
       </w:r>
     </w:p>
     <w:p>
@@ -2801,6 +2910,15 @@
         <w:jc w:val="both"/>
       </w:pPr>
       <w:r>
+        <w:t xml:space="preserve">A constituição é escrita pelo humano; o agente não a altera. Ela fixa o que vale para todas as fatias: versão do motor, APIs proibidas, arquitetura, convenções de nomes, como testar, o contrato dos placeholders e os padrões do Nystrom que devem aparecer.</w:t>
+      </w:r>
+    </w:p>
+    <w:p>
+      <w:pPr>
+        <w:spacing w:after="140" w:before="60" w:line="312"/>
+        <w:jc w:val="both"/>
+      </w:pPr>
+      <w:r>
         <w:t xml:space="preserve">Com o comando </w:t>
       </w:r>
       <w:r>
@@ -2899,7 +3017,91 @@
         <w:t xml:space="preserve">antes de abrir o agente</w:t>
       </w:r>
       <w:r>
-        <w:t xml:space="preserve">:</w:t>
+        <w:t xml:space="preserve">. Desde a v1.0.x, a fatia ativa é lida de </w:t>
+      </w:r>
+      <w:r>
+        <w:rPr>
+          <w:rFonts w:ascii="Consolas" w:cs="Consolas" w:eastAsia="Consolas" w:hAnsi="Consolas"/>
+          <w:color w:val="7A1F2B"/>
+          <w:sz w:val="19"/>
+          <w:szCs w:val="19"/>
+        </w:rPr>
+        <w:t xml:space="preserve">.specify/feature.json</w:t>
+      </w:r>
+      <w:r>
+        <w:t xml:space="preserve"> (chave </w:t>
+      </w:r>
+      <w:r>
+        <w:rPr>
+          <w:rFonts w:ascii="Consolas" w:cs="Consolas" w:eastAsia="Consolas" w:hAnsi="Consolas"/>
+          <w:color w:val="7A1F2B"/>
+          <w:sz w:val="19"/>
+          <w:szCs w:val="19"/>
+        </w:rPr>
+        <w:t xml:space="preserve">feature_directory</w:t>
+      </w:r>
+      <w:r>
+        <w:t xml:space="preserve">) ou da variável de ambiente </w:t>
+      </w:r>
+      <w:r>
+        <w:rPr>
+          <w:rFonts w:ascii="Consolas" w:cs="Consolas" w:eastAsia="Consolas" w:hAnsi="Consolas"/>
+          <w:color w:val="7A1F2B"/>
+          <w:sz w:val="19"/>
+          <w:szCs w:val="19"/>
+        </w:rPr>
+        <w:t xml:space="preserve">SPECIFY_FEATURE_DIRECTORY</w:t>
+      </w:r>
+      <w:r>
+        <w:t xml:space="preserve"> — não de </w:t>
+      </w:r>
+      <w:r>
+        <w:rPr>
+          <w:rFonts w:ascii="Consolas" w:cs="Consolas" w:eastAsia="Consolas" w:hAnsi="Consolas"/>
+          <w:color w:val="7A1F2B"/>
+          <w:sz w:val="19"/>
+          <w:szCs w:val="19"/>
+        </w:rPr>
+        <w:t xml:space="preserve">SPECIFY_FEATURE</w:t>
+      </w:r>
+      <w:r>
+        <w:t xml:space="preserve">, que só rotula a saída de alguns comandos e não seleciona nada (ver </w:t>
+      </w:r>
+      <w:r>
+        <w:rPr>
+          <w:rFonts w:ascii="Consolas" w:cs="Consolas" w:eastAsia="Consolas" w:hAnsi="Consolas"/>
+          <w:color w:val="7A1F2B"/>
+          <w:sz w:val="19"/>
+          <w:szCs w:val="19"/>
+        </w:rPr>
+        <w:t xml:space="preserve">.specify/scripts/bash/common.sh</w:t>
+      </w:r>
+      <w:r>
+        <w:t xml:space="preserve">, funções </w:t>
+      </w:r>
+      <w:r>
+        <w:rPr>
+          <w:rFonts w:ascii="Consolas" w:cs="Consolas" w:eastAsia="Consolas" w:hAnsi="Consolas"/>
+          <w:color w:val="7A1F2B"/>
+          <w:sz w:val="19"/>
+          <w:szCs w:val="19"/>
+        </w:rPr>
+        <w:t xml:space="preserve">get_current_branch</w:t>
+      </w:r>
+      <w:r>
+        <w:t xml:space="preserve"> e </w:t>
+      </w:r>
+      <w:r>
+        <w:rPr>
+          <w:rFonts w:ascii="Consolas" w:cs="Consolas" w:eastAsia="Consolas" w:hAnsi="Consolas"/>
+          <w:color w:val="7A1F2B"/>
+          <w:sz w:val="19"/>
+          <w:szCs w:val="19"/>
+        </w:rPr>
+        <w:t xml:space="preserve">get_feature_paths</w:t>
+      </w:r>
+      <w:r>
+        <w:t xml:space="preserve">):</w:t>
       </w:r>
     </w:p>
     <w:p>
@@ -2920,7 +3122,7 @@
           <w:sz w:val="18"/>
           <w:szCs w:val="18"/>
         </w:rPr>
-        <w:t xml:space="preserve">export SPECIFY_FEATURE=001-movimento</w:t>
+        <w:t xml:space="preserve">echo '{"feature_directory":"specs/001-movimento"}' &gt; .specify/feature.json</w:t>
       </w:r>
     </w:p>
     <w:p>
@@ -3724,7 +3926,7 @@
           <w:sz w:val="18"/>
           <w:szCs w:val="18"/>
         </w:rPr>
-        <w:t xml:space="preserve">export SPECIFY_FEATURE=002-pulo</w:t>
+        <w:t xml:space="preserve">echo '{"feature_directory":"specs/002-pulo"}' &gt; .specify/feature.json</w:t>
       </w:r>
     </w:p>
     <w:p>
@@ -7209,8 +7411,896 @@
         <w:t xml:space="preserve">cortar</w:t>
       </w:r>
       <w:r>
-        <w:t xml:space="preserve">. Teclas ou botões diretos no código são proibidos. Cada ação tem mapeamento de teclado e de controle.</w:t>
-      </w:r>
+        <w:t xml:space="preserve">. Teclas ou botões diretos no código são proibidos. Cada ação tem mapeamento de teclado e de controle, conforme a tabela abaixo (definida em </w:t>
+      </w:r>
+      <w:r>
+        <w:rPr>
+          <w:rFonts w:ascii="Consolas" w:cs="Consolas" w:eastAsia="Consolas" w:hAnsi="Consolas"/>
+          <w:color w:val="7A1F2B"/>
+          <w:sz w:val="19"/>
+          <w:szCs w:val="19"/>
+        </w:rPr>
+        <w:t xml:space="preserve">game/project.godot</w:t>
+      </w:r>
+      <w:r>
+        <w:t xml:space="preserve">):</w:t>
+      </w:r>
+    </w:p>
+    <w:tbl>
+      <w:tblPr>
+        <w:tblW w:type="dxa" w:w="9638"/>
+        <w:tblBorders>
+          <w:top w:val="single" w:color="auto" w:sz="4"/>
+          <w:left w:val="single" w:color="auto" w:sz="4"/>
+          <w:bottom w:val="single" w:color="auto" w:sz="4"/>
+          <w:right w:val="single" w:color="auto" w:sz="4"/>
+          <w:insideH w:val="single" w:color="auto" w:sz="4"/>
+          <w:insideV w:val="single" w:color="auto" w:sz="4"/>
+        </w:tblBorders>
+      </w:tblPr>
+      <w:tblGrid>
+        <w:gridCol w:w="2998"/>
+        <w:gridCol w:w="2784"/>
+        <w:gridCol w:w="3856"/>
+      </w:tblGrid>
+      <w:tr>
+        <w:trPr>
+          <w:tblHeader/>
+        </w:trPr>
+        <w:tc>
+          <w:tcPr>
+            <w:tcW w:type="dxa" w:w="2998"/>
+            <w:tcBorders>
+              <w:top w:val="single" w:color="C9C2B8" w:sz="4"/>
+              <w:left w:val="single" w:color="C9C2B8" w:sz="4"/>
+              <w:bottom w:val="single" w:color="C9C2B8" w:sz="4"/>
+              <w:right w:val="single" w:color="C9C2B8" w:sz="4"/>
+            </w:tcBorders>
+            <w:shd w:fill="EFE9E1" w:color="auto" w:val="clear"/>
+            <w:tcMar>
+              <w:top w:type="dxa" w:w="60"/>
+              <w:left w:type="dxa" w:w="100"/>
+              <w:bottom w:type="dxa" w:w="60"/>
+              <w:right w:type="dxa" w:w="100"/>
+            </w:tcMar>
+          </w:tcPr>
+          <w:p>
+            <w:pPr>
+              <w:spacing w:after="0" w:before="0" w:line="270"/>
+            </w:pPr>
+            <w:r>
+              <w:rPr>
+                <w:b/>
+                <w:bCs/>
+                <w:sz w:val="19"/>
+                <w:szCs w:val="19"/>
+              </w:rPr>
+              <w:t xml:space="preserve">Ação</w:t>
+            </w:r>
+          </w:p>
+        </w:tc>
+        <w:tc>
+          <w:tcPr>
+            <w:tcW w:type="dxa" w:w="2784"/>
+            <w:tcBorders>
+              <w:top w:val="single" w:color="C9C2B8" w:sz="4"/>
+              <w:left w:val="single" w:color="C9C2B8" w:sz="4"/>
+              <w:bottom w:val="single" w:color="C9C2B8" w:sz="4"/>
+              <w:right w:val="single" w:color="C9C2B8" w:sz="4"/>
+            </w:tcBorders>
+            <w:shd w:fill="EFE9E1" w:color="auto" w:val="clear"/>
+            <w:tcMar>
+              <w:top w:type="dxa" w:w="60"/>
+              <w:left w:type="dxa" w:w="100"/>
+              <w:bottom w:type="dxa" w:w="60"/>
+              <w:right w:type="dxa" w:w="100"/>
+            </w:tcMar>
+          </w:tcPr>
+          <w:p>
+            <w:pPr>
+              <w:spacing w:after="0" w:before="0" w:line="270"/>
+            </w:pPr>
+            <w:r>
+              <w:rPr>
+                <w:b/>
+                <w:bCs/>
+                <w:sz w:val="19"/>
+                <w:szCs w:val="19"/>
+              </w:rPr>
+              <w:t xml:space="preserve">Teclado</w:t>
+            </w:r>
+          </w:p>
+        </w:tc>
+        <w:tc>
+          <w:tcPr>
+            <w:tcW w:type="dxa" w:w="3856"/>
+            <w:tcBorders>
+              <w:top w:val="single" w:color="C9C2B8" w:sz="4"/>
+              <w:left w:val="single" w:color="C9C2B8" w:sz="4"/>
+              <w:bottom w:val="single" w:color="C9C2B8" w:sz="4"/>
+              <w:right w:val="single" w:color="C9C2B8" w:sz="4"/>
+            </w:tcBorders>
+            <w:shd w:fill="EFE9E1" w:color="auto" w:val="clear"/>
+            <w:tcMar>
+              <w:top w:type="dxa" w:w="60"/>
+              <w:left w:type="dxa" w:w="100"/>
+              <w:bottom w:type="dxa" w:w="60"/>
+              <w:right w:type="dxa" w:w="100"/>
+            </w:tcMar>
+          </w:tcPr>
+          <w:p>
+            <w:pPr>
+              <w:spacing w:after="0" w:before="0" w:line="270"/>
+            </w:pPr>
+            <w:r>
+              <w:rPr>
+                <w:b/>
+                <w:bCs/>
+                <w:sz w:val="19"/>
+                <w:szCs w:val="19"/>
+              </w:rPr>
+              <w:t xml:space="preserve">Controle</w:t>
+            </w:r>
+          </w:p>
+        </w:tc>
+      </w:tr>
+      <w:tr>
+        <w:trPr>
+          <w:cantSplit/>
+        </w:trPr>
+        <w:tc>
+          <w:tcPr>
+            <w:tcW w:type="dxa" w:w="2998"/>
+            <w:tcBorders>
+              <w:top w:val="single" w:color="C9C2B8" w:sz="4"/>
+              <w:left w:val="single" w:color="C9C2B8" w:sz="4"/>
+              <w:bottom w:val="single" w:color="C9C2B8" w:sz="4"/>
+              <w:right w:val="single" w:color="C9C2B8" w:sz="4"/>
+            </w:tcBorders>
+            <w:tcMar>
+              <w:top w:type="dxa" w:w="60"/>
+              <w:left w:type="dxa" w:w="100"/>
+              <w:bottom w:type="dxa" w:w="60"/>
+              <w:right w:type="dxa" w:w="100"/>
+            </w:tcMar>
+          </w:tcPr>
+          <w:p>
+            <w:pPr>
+              <w:spacing w:after="0" w:before="0" w:line="270"/>
+            </w:pPr>
+            <w:r>
+              <w:rPr>
+                <w:rFonts w:ascii="Consolas" w:cs="Consolas" w:eastAsia="Consolas" w:hAnsi="Consolas"/>
+                <w:color w:val="7A1F2B"/>
+                <w:sz w:val="17"/>
+                <w:szCs w:val="17"/>
+              </w:rPr>
+              <w:t xml:space="preserve">mover_esquerda</w:t>
+            </w:r>
+          </w:p>
+        </w:tc>
+        <w:tc>
+          <w:tcPr>
+            <w:tcW w:type="dxa" w:w="2784"/>
+            <w:tcBorders>
+              <w:top w:val="single" w:color="C9C2B8" w:sz="4"/>
+              <w:left w:val="single" w:color="C9C2B8" w:sz="4"/>
+              <w:bottom w:val="single" w:color="C9C2B8" w:sz="4"/>
+              <w:right w:val="single" w:color="C9C2B8" w:sz="4"/>
+            </w:tcBorders>
+            <w:tcMar>
+              <w:top w:type="dxa" w:w="60"/>
+              <w:left w:type="dxa" w:w="100"/>
+              <w:bottom w:type="dxa" w:w="60"/>
+              <w:right w:type="dxa" w:w="100"/>
+            </w:tcMar>
+          </w:tcPr>
+          <w:p>
+            <w:pPr>
+              <w:spacing w:after="0" w:before="0" w:line="270"/>
+            </w:pPr>
+            <w:r>
+              <w:rPr>
+                <w:sz w:val="19"/>
+                <w:szCs w:val="19"/>
+              </w:rPr>
+              <w:t xml:space="preserve">Seta esquerda</w:t>
+            </w:r>
+          </w:p>
+        </w:tc>
+        <w:tc>
+          <w:tcPr>
+            <w:tcW w:type="dxa" w:w="3856"/>
+            <w:tcBorders>
+              <w:top w:val="single" w:color="C9C2B8" w:sz="4"/>
+              <w:left w:val="single" w:color="C9C2B8" w:sz="4"/>
+              <w:bottom w:val="single" w:color="C9C2B8" w:sz="4"/>
+              <w:right w:val="single" w:color="C9C2B8" w:sz="4"/>
+            </w:tcBorders>
+            <w:tcMar>
+              <w:top w:type="dxa" w:w="60"/>
+              <w:left w:type="dxa" w:w="100"/>
+              <w:bottom w:type="dxa" w:w="60"/>
+              <w:right w:type="dxa" w:w="100"/>
+            </w:tcMar>
+          </w:tcPr>
+          <w:p>
+            <w:pPr>
+              <w:spacing w:after="0" w:before="0" w:line="270"/>
+            </w:pPr>
+            <w:r>
+              <w:rPr>
+                <w:sz w:val="19"/>
+                <w:szCs w:val="19"/>
+              </w:rPr>
+              <w:t xml:space="preserve">D-pad esquerda</w:t>
+            </w:r>
+          </w:p>
+        </w:tc>
+      </w:tr>
+      <w:tr>
+        <w:trPr>
+          <w:cantSplit/>
+        </w:trPr>
+        <w:tc>
+          <w:tcPr>
+            <w:tcW w:type="dxa" w:w="2998"/>
+            <w:tcBorders>
+              <w:top w:val="single" w:color="C9C2B8" w:sz="4"/>
+              <w:left w:val="single" w:color="C9C2B8" w:sz="4"/>
+              <w:bottom w:val="single" w:color="C9C2B8" w:sz="4"/>
+              <w:right w:val="single" w:color="C9C2B8" w:sz="4"/>
+            </w:tcBorders>
+            <w:tcMar>
+              <w:top w:type="dxa" w:w="60"/>
+              <w:left w:type="dxa" w:w="100"/>
+              <w:bottom w:type="dxa" w:w="60"/>
+              <w:right w:type="dxa" w:w="100"/>
+            </w:tcMar>
+          </w:tcPr>
+          <w:p>
+            <w:pPr>
+              <w:spacing w:after="0" w:before="0" w:line="270"/>
+            </w:pPr>
+            <w:r>
+              <w:rPr>
+                <w:rFonts w:ascii="Consolas" w:cs="Consolas" w:eastAsia="Consolas" w:hAnsi="Consolas"/>
+                <w:color w:val="7A1F2B"/>
+                <w:sz w:val="17"/>
+                <w:szCs w:val="17"/>
+              </w:rPr>
+              <w:t xml:space="preserve">mover_direita</w:t>
+            </w:r>
+          </w:p>
+        </w:tc>
+        <w:tc>
+          <w:tcPr>
+            <w:tcW w:type="dxa" w:w="2784"/>
+            <w:tcBorders>
+              <w:top w:val="single" w:color="C9C2B8" w:sz="4"/>
+              <w:left w:val="single" w:color="C9C2B8" w:sz="4"/>
+              <w:bottom w:val="single" w:color="C9C2B8" w:sz="4"/>
+              <w:right w:val="single" w:color="C9C2B8" w:sz="4"/>
+            </w:tcBorders>
+            <w:tcMar>
+              <w:top w:type="dxa" w:w="60"/>
+              <w:left w:type="dxa" w:w="100"/>
+              <w:bottom w:type="dxa" w:w="60"/>
+              <w:right w:type="dxa" w:w="100"/>
+            </w:tcMar>
+          </w:tcPr>
+          <w:p>
+            <w:pPr>
+              <w:spacing w:after="0" w:before="0" w:line="270"/>
+            </w:pPr>
+            <w:r>
+              <w:rPr>
+                <w:sz w:val="19"/>
+                <w:szCs w:val="19"/>
+              </w:rPr>
+              <w:t xml:space="preserve">Seta direita</w:t>
+            </w:r>
+          </w:p>
+        </w:tc>
+        <w:tc>
+          <w:tcPr>
+            <w:tcW w:type="dxa" w:w="3856"/>
+            <w:tcBorders>
+              <w:top w:val="single" w:color="C9C2B8" w:sz="4"/>
+              <w:left w:val="single" w:color="C9C2B8" w:sz="4"/>
+              <w:bottom w:val="single" w:color="C9C2B8" w:sz="4"/>
+              <w:right w:val="single" w:color="C9C2B8" w:sz="4"/>
+            </w:tcBorders>
+            <w:tcMar>
+              <w:top w:type="dxa" w:w="60"/>
+              <w:left w:type="dxa" w:w="100"/>
+              <w:bottom w:type="dxa" w:w="60"/>
+              <w:right w:type="dxa" w:w="100"/>
+            </w:tcMar>
+          </w:tcPr>
+          <w:p>
+            <w:pPr>
+              <w:spacing w:after="0" w:before="0" w:line="270"/>
+            </w:pPr>
+            <w:r>
+              <w:rPr>
+                <w:sz w:val="19"/>
+                <w:szCs w:val="19"/>
+              </w:rPr>
+              <w:t xml:space="preserve">D-pad direita</w:t>
+            </w:r>
+          </w:p>
+        </w:tc>
+      </w:tr>
+      <w:tr>
+        <w:trPr>
+          <w:cantSplit/>
+        </w:trPr>
+        <w:tc>
+          <w:tcPr>
+            <w:tcW w:type="dxa" w:w="2998"/>
+            <w:tcBorders>
+              <w:top w:val="single" w:color="C9C2B8" w:sz="4"/>
+              <w:left w:val="single" w:color="C9C2B8" w:sz="4"/>
+              <w:bottom w:val="single" w:color="C9C2B8" w:sz="4"/>
+              <w:right w:val="single" w:color="C9C2B8" w:sz="4"/>
+            </w:tcBorders>
+            <w:tcMar>
+              <w:top w:type="dxa" w:w="60"/>
+              <w:left w:type="dxa" w:w="100"/>
+              <w:bottom w:type="dxa" w:w="60"/>
+              <w:right w:type="dxa" w:w="100"/>
+            </w:tcMar>
+          </w:tcPr>
+          <w:p>
+            <w:pPr>
+              <w:spacing w:after="0" w:before="0" w:line="270"/>
+            </w:pPr>
+            <w:r>
+              <w:rPr>
+                <w:rFonts w:ascii="Consolas" w:cs="Consolas" w:eastAsia="Consolas" w:hAnsi="Consolas"/>
+                <w:color w:val="7A1F2B"/>
+                <w:sz w:val="17"/>
+                <w:szCs w:val="17"/>
+              </w:rPr>
+              <w:t xml:space="preserve">mover_cima</w:t>
+            </w:r>
+          </w:p>
+        </w:tc>
+        <w:tc>
+          <w:tcPr>
+            <w:tcW w:type="dxa" w:w="2784"/>
+            <w:tcBorders>
+              <w:top w:val="single" w:color="C9C2B8" w:sz="4"/>
+              <w:left w:val="single" w:color="C9C2B8" w:sz="4"/>
+              <w:bottom w:val="single" w:color="C9C2B8" w:sz="4"/>
+              <w:right w:val="single" w:color="C9C2B8" w:sz="4"/>
+            </w:tcBorders>
+            <w:tcMar>
+              <w:top w:type="dxa" w:w="60"/>
+              <w:left w:type="dxa" w:w="100"/>
+              <w:bottom w:type="dxa" w:w="60"/>
+              <w:right w:type="dxa" w:w="100"/>
+            </w:tcMar>
+          </w:tcPr>
+          <w:p>
+            <w:pPr>
+              <w:spacing w:after="0" w:before="0" w:line="270"/>
+            </w:pPr>
+            <w:r>
+              <w:rPr>
+                <w:sz w:val="19"/>
+                <w:szCs w:val="19"/>
+              </w:rPr>
+              <w:t xml:space="preserve">Seta cima</w:t>
+            </w:r>
+          </w:p>
+        </w:tc>
+        <w:tc>
+          <w:tcPr>
+            <w:tcW w:type="dxa" w:w="3856"/>
+            <w:tcBorders>
+              <w:top w:val="single" w:color="C9C2B8" w:sz="4"/>
+              <w:left w:val="single" w:color="C9C2B8" w:sz="4"/>
+              <w:bottom w:val="single" w:color="C9C2B8" w:sz="4"/>
+              <w:right w:val="single" w:color="C9C2B8" w:sz="4"/>
+            </w:tcBorders>
+            <w:tcMar>
+              <w:top w:type="dxa" w:w="60"/>
+              <w:left w:type="dxa" w:w="100"/>
+              <w:bottom w:type="dxa" w:w="60"/>
+              <w:right w:type="dxa" w:w="100"/>
+            </w:tcMar>
+          </w:tcPr>
+          <w:p>
+            <w:pPr>
+              <w:spacing w:after="0" w:before="0" w:line="270"/>
+            </w:pPr>
+            <w:r>
+              <w:rPr>
+                <w:sz w:val="19"/>
+                <w:szCs w:val="19"/>
+              </w:rPr>
+              <w:t xml:space="preserve">D-pad cima</w:t>
+            </w:r>
+          </w:p>
+        </w:tc>
+      </w:tr>
+      <w:tr>
+        <w:trPr>
+          <w:cantSplit/>
+        </w:trPr>
+        <w:tc>
+          <w:tcPr>
+            <w:tcW w:type="dxa" w:w="2998"/>
+            <w:tcBorders>
+              <w:top w:val="single" w:color="C9C2B8" w:sz="4"/>
+              <w:left w:val="single" w:color="C9C2B8" w:sz="4"/>
+              <w:bottom w:val="single" w:color="C9C2B8" w:sz="4"/>
+              <w:right w:val="single" w:color="C9C2B8" w:sz="4"/>
+            </w:tcBorders>
+            <w:tcMar>
+              <w:top w:type="dxa" w:w="60"/>
+              <w:left w:type="dxa" w:w="100"/>
+              <w:bottom w:type="dxa" w:w="60"/>
+              <w:right w:type="dxa" w:w="100"/>
+            </w:tcMar>
+          </w:tcPr>
+          <w:p>
+            <w:pPr>
+              <w:spacing w:after="0" w:before="0" w:line="270"/>
+            </w:pPr>
+            <w:r>
+              <w:rPr>
+                <w:rFonts w:ascii="Consolas" w:cs="Consolas" w:eastAsia="Consolas" w:hAnsi="Consolas"/>
+                <w:color w:val="7A1F2B"/>
+                <w:sz w:val="17"/>
+                <w:szCs w:val="17"/>
+              </w:rPr>
+              <w:t xml:space="preserve">mover_baixo</w:t>
+            </w:r>
+          </w:p>
+        </w:tc>
+        <w:tc>
+          <w:tcPr>
+            <w:tcW w:type="dxa" w:w="2784"/>
+            <w:tcBorders>
+              <w:top w:val="single" w:color="C9C2B8" w:sz="4"/>
+              <w:left w:val="single" w:color="C9C2B8" w:sz="4"/>
+              <w:bottom w:val="single" w:color="C9C2B8" w:sz="4"/>
+              <w:right w:val="single" w:color="C9C2B8" w:sz="4"/>
+            </w:tcBorders>
+            <w:tcMar>
+              <w:top w:type="dxa" w:w="60"/>
+              <w:left w:type="dxa" w:w="100"/>
+              <w:bottom w:type="dxa" w:w="60"/>
+              <w:right w:type="dxa" w:w="100"/>
+            </w:tcMar>
+          </w:tcPr>
+          <w:p>
+            <w:pPr>
+              <w:spacing w:after="0" w:before="0" w:line="270"/>
+            </w:pPr>
+            <w:r>
+              <w:rPr>
+                <w:sz w:val="19"/>
+                <w:szCs w:val="19"/>
+              </w:rPr>
+              <w:t xml:space="preserve">Seta baixo</w:t>
+            </w:r>
+          </w:p>
+        </w:tc>
+        <w:tc>
+          <w:tcPr>
+            <w:tcW w:type="dxa" w:w="3856"/>
+            <w:tcBorders>
+              <w:top w:val="single" w:color="C9C2B8" w:sz="4"/>
+              <w:left w:val="single" w:color="C9C2B8" w:sz="4"/>
+              <w:bottom w:val="single" w:color="C9C2B8" w:sz="4"/>
+              <w:right w:val="single" w:color="C9C2B8" w:sz="4"/>
+            </w:tcBorders>
+            <w:tcMar>
+              <w:top w:type="dxa" w:w="60"/>
+              <w:left w:type="dxa" w:w="100"/>
+              <w:bottom w:type="dxa" w:w="60"/>
+              <w:right w:type="dxa" w:w="100"/>
+            </w:tcMar>
+          </w:tcPr>
+          <w:p>
+            <w:pPr>
+              <w:spacing w:after="0" w:before="0" w:line="270"/>
+            </w:pPr>
+            <w:r>
+              <w:rPr>
+                <w:sz w:val="19"/>
+                <w:szCs w:val="19"/>
+              </w:rPr>
+              <w:t xml:space="preserve">D-pad baixo</w:t>
+            </w:r>
+          </w:p>
+        </w:tc>
+      </w:tr>
+      <w:tr>
+        <w:trPr>
+          <w:cantSplit/>
+        </w:trPr>
+        <w:tc>
+          <w:tcPr>
+            <w:tcW w:type="dxa" w:w="2998"/>
+            <w:tcBorders>
+              <w:top w:val="single" w:color="C9C2B8" w:sz="4"/>
+              <w:left w:val="single" w:color="C9C2B8" w:sz="4"/>
+              <w:bottom w:val="single" w:color="C9C2B8" w:sz="4"/>
+              <w:right w:val="single" w:color="C9C2B8" w:sz="4"/>
+            </w:tcBorders>
+            <w:tcMar>
+              <w:top w:type="dxa" w:w="60"/>
+              <w:left w:type="dxa" w:w="100"/>
+              <w:bottom w:type="dxa" w:w="60"/>
+              <w:right w:type="dxa" w:w="100"/>
+            </w:tcMar>
+          </w:tcPr>
+          <w:p>
+            <w:pPr>
+              <w:spacing w:after="0" w:before="0" w:line="270"/>
+            </w:pPr>
+            <w:r>
+              <w:rPr>
+                <w:rFonts w:ascii="Consolas" w:cs="Consolas" w:eastAsia="Consolas" w:hAnsi="Consolas"/>
+                <w:color w:val="7A1F2B"/>
+                <w:sz w:val="17"/>
+                <w:szCs w:val="17"/>
+              </w:rPr>
+              <w:t xml:space="preserve">pular</w:t>
+            </w:r>
+          </w:p>
+        </w:tc>
+        <w:tc>
+          <w:tcPr>
+            <w:tcW w:type="dxa" w:w="2784"/>
+            <w:tcBorders>
+              <w:top w:val="single" w:color="C9C2B8" w:sz="4"/>
+              <w:left w:val="single" w:color="C9C2B8" w:sz="4"/>
+              <w:bottom w:val="single" w:color="C9C2B8" w:sz="4"/>
+              <w:right w:val="single" w:color="C9C2B8" w:sz="4"/>
+            </w:tcBorders>
+            <w:tcMar>
+              <w:top w:type="dxa" w:w="60"/>
+              <w:left w:type="dxa" w:w="100"/>
+              <w:bottom w:type="dxa" w:w="60"/>
+              <w:right w:type="dxa" w:w="100"/>
+            </w:tcMar>
+          </w:tcPr>
+          <w:p>
+            <w:pPr>
+              <w:spacing w:after="0" w:before="0" w:line="270"/>
+            </w:pPr>
+            <w:r>
+              <w:rPr>
+                <w:sz w:val="19"/>
+                <w:szCs w:val="19"/>
+              </w:rPr>
+              <w:t xml:space="preserve">Espaço</w:t>
+            </w:r>
+          </w:p>
+        </w:tc>
+        <w:tc>
+          <w:tcPr>
+            <w:tcW w:type="dxa" w:w="3856"/>
+            <w:tcBorders>
+              <w:top w:val="single" w:color="C9C2B8" w:sz="4"/>
+              <w:left w:val="single" w:color="C9C2B8" w:sz="4"/>
+              <w:bottom w:val="single" w:color="C9C2B8" w:sz="4"/>
+              <w:right w:val="single" w:color="C9C2B8" w:sz="4"/>
+            </w:tcBorders>
+            <w:tcMar>
+              <w:top w:type="dxa" w:w="60"/>
+              <w:left w:type="dxa" w:w="100"/>
+              <w:bottom w:type="dxa" w:w="60"/>
+              <w:right w:type="dxa" w:w="100"/>
+            </w:tcMar>
+          </w:tcPr>
+          <w:p>
+            <w:pPr>
+              <w:spacing w:after="0" w:before="0" w:line="270"/>
+            </w:pPr>
+            <w:r>
+              <w:rPr>
+                <w:sz w:val="19"/>
+                <w:szCs w:val="19"/>
+              </w:rPr>
+              <w:t xml:space="preserve">Botão A (inferior)</w:t>
+            </w:r>
+          </w:p>
+        </w:tc>
+      </w:tr>
+      <w:tr>
+        <w:trPr>
+          <w:cantSplit/>
+        </w:trPr>
+        <w:tc>
+          <w:tcPr>
+            <w:tcW w:type="dxa" w:w="2998"/>
+            <w:tcBorders>
+              <w:top w:val="single" w:color="C9C2B8" w:sz="4"/>
+              <w:left w:val="single" w:color="C9C2B8" w:sz="4"/>
+              <w:bottom w:val="single" w:color="C9C2B8" w:sz="4"/>
+              <w:right w:val="single" w:color="C9C2B8" w:sz="4"/>
+            </w:tcBorders>
+            <w:tcMar>
+              <w:top w:type="dxa" w:w="60"/>
+              <w:left w:type="dxa" w:w="100"/>
+              <w:bottom w:type="dxa" w:w="60"/>
+              <w:right w:type="dxa" w:w="100"/>
+            </w:tcMar>
+          </w:tcPr>
+          <w:p>
+            <w:pPr>
+              <w:spacing w:after="0" w:before="0" w:line="270"/>
+            </w:pPr>
+            <w:r>
+              <w:rPr>
+                <w:rFonts w:ascii="Consolas" w:cs="Consolas" w:eastAsia="Consolas" w:hAnsi="Consolas"/>
+                <w:color w:val="7A1F2B"/>
+                <w:sz w:val="17"/>
+                <w:szCs w:val="17"/>
+              </w:rPr>
+              <w:t xml:space="preserve">dash</w:t>
+            </w:r>
+          </w:p>
+        </w:tc>
+        <w:tc>
+          <w:tcPr>
+            <w:tcW w:type="dxa" w:w="2784"/>
+            <w:tcBorders>
+              <w:top w:val="single" w:color="C9C2B8" w:sz="4"/>
+              <w:left w:val="single" w:color="C9C2B8" w:sz="4"/>
+              <w:bottom w:val="single" w:color="C9C2B8" w:sz="4"/>
+              <w:right w:val="single" w:color="C9C2B8" w:sz="4"/>
+            </w:tcBorders>
+            <w:tcMar>
+              <w:top w:type="dxa" w:w="60"/>
+              <w:left w:type="dxa" w:w="100"/>
+              <w:bottom w:type="dxa" w:w="60"/>
+              <w:right w:type="dxa" w:w="100"/>
+            </w:tcMar>
+          </w:tcPr>
+          <w:p>
+            <w:pPr>
+              <w:spacing w:after="0" w:before="0" w:line="270"/>
+            </w:pPr>
+            <w:r>
+              <w:rPr>
+                <w:sz w:val="19"/>
+                <w:szCs w:val="19"/>
+              </w:rPr>
+              <w:t xml:space="preserve">Shift</w:t>
+            </w:r>
+          </w:p>
+        </w:tc>
+        <w:tc>
+          <w:tcPr>
+            <w:tcW w:type="dxa" w:w="3856"/>
+            <w:tcBorders>
+              <w:top w:val="single" w:color="C9C2B8" w:sz="4"/>
+              <w:left w:val="single" w:color="C9C2B8" w:sz="4"/>
+              <w:bottom w:val="single" w:color="C9C2B8" w:sz="4"/>
+              <w:right w:val="single" w:color="C9C2B8" w:sz="4"/>
+            </w:tcBorders>
+            <w:tcMar>
+              <w:top w:type="dxa" w:w="60"/>
+              <w:left w:type="dxa" w:w="100"/>
+              <w:bottom w:type="dxa" w:w="60"/>
+              <w:right w:type="dxa" w:w="100"/>
+            </w:tcMar>
+          </w:tcPr>
+          <w:p>
+            <w:pPr>
+              <w:spacing w:after="0" w:before="0" w:line="270"/>
+            </w:pPr>
+            <w:r>
+              <w:rPr>
+                <w:sz w:val="19"/>
+                <w:szCs w:val="19"/>
+              </w:rPr>
+              <w:t xml:space="preserve">Botão B (direito)</w:t>
+            </w:r>
+          </w:p>
+        </w:tc>
+      </w:tr>
+      <w:tr>
+        <w:trPr>
+          <w:cantSplit/>
+        </w:trPr>
+        <w:tc>
+          <w:tcPr>
+            <w:tcW w:type="dxa" w:w="2998"/>
+            <w:tcBorders>
+              <w:top w:val="single" w:color="C9C2B8" w:sz="4"/>
+              <w:left w:val="single" w:color="C9C2B8" w:sz="4"/>
+              <w:bottom w:val="single" w:color="C9C2B8" w:sz="4"/>
+              <w:right w:val="single" w:color="C9C2B8" w:sz="4"/>
+            </w:tcBorders>
+            <w:tcMar>
+              <w:top w:type="dxa" w:w="60"/>
+              <w:left w:type="dxa" w:w="100"/>
+              <w:bottom w:type="dxa" w:w="60"/>
+              <w:right w:type="dxa" w:w="100"/>
+            </w:tcMar>
+          </w:tcPr>
+          <w:p>
+            <w:pPr>
+              <w:spacing w:after="0" w:before="0" w:line="270"/>
+            </w:pPr>
+            <w:r>
+              <w:rPr>
+                <w:rFonts w:ascii="Consolas" w:cs="Consolas" w:eastAsia="Consolas" w:hAnsi="Consolas"/>
+                <w:color w:val="7A1F2B"/>
+                <w:sz w:val="17"/>
+                <w:szCs w:val="17"/>
+              </w:rPr>
+              <w:t xml:space="preserve">arremessar</w:t>
+            </w:r>
+          </w:p>
+        </w:tc>
+        <w:tc>
+          <w:tcPr>
+            <w:tcW w:type="dxa" w:w="2784"/>
+            <w:tcBorders>
+              <w:top w:val="single" w:color="C9C2B8" w:sz="4"/>
+              <w:left w:val="single" w:color="C9C2B8" w:sz="4"/>
+              <w:bottom w:val="single" w:color="C9C2B8" w:sz="4"/>
+              <w:right w:val="single" w:color="C9C2B8" w:sz="4"/>
+            </w:tcBorders>
+            <w:tcMar>
+              <w:top w:type="dxa" w:w="60"/>
+              <w:left w:type="dxa" w:w="100"/>
+              <w:bottom w:type="dxa" w:w="60"/>
+              <w:right w:type="dxa" w:w="100"/>
+            </w:tcMar>
+          </w:tcPr>
+          <w:p>
+            <w:pPr>
+              <w:spacing w:after="0" w:before="0" w:line="270"/>
+            </w:pPr>
+            <w:r>
+              <w:rPr>
+                <w:sz w:val="19"/>
+                <w:szCs w:val="19"/>
+              </w:rPr>
+              <w:t xml:space="preserve">C</w:t>
+            </w:r>
+          </w:p>
+        </w:tc>
+        <w:tc>
+          <w:tcPr>
+            <w:tcW w:type="dxa" w:w="3856"/>
+            <w:tcBorders>
+              <w:top w:val="single" w:color="C9C2B8" w:sz="4"/>
+              <w:left w:val="single" w:color="C9C2B8" w:sz="4"/>
+              <w:bottom w:val="single" w:color="C9C2B8" w:sz="4"/>
+              <w:right w:val="single" w:color="C9C2B8" w:sz="4"/>
+            </w:tcBorders>
+            <w:tcMar>
+              <w:top w:type="dxa" w:w="60"/>
+              <w:left w:type="dxa" w:w="100"/>
+              <w:bottom w:type="dxa" w:w="60"/>
+              <w:right w:type="dxa" w:w="100"/>
+            </w:tcMar>
+          </w:tcPr>
+          <w:p>
+            <w:pPr>
+              <w:spacing w:after="0" w:before="0" w:line="270"/>
+            </w:pPr>
+            <w:r>
+              <w:rPr>
+                <w:sz w:val="19"/>
+                <w:szCs w:val="19"/>
+              </w:rPr>
+              <w:t xml:space="preserve">Botão X (esquerdo)</w:t>
+            </w:r>
+          </w:p>
+        </w:tc>
+      </w:tr>
+      <w:tr>
+        <w:trPr>
+          <w:cantSplit/>
+        </w:trPr>
+        <w:tc>
+          <w:tcPr>
+            <w:tcW w:type="dxa" w:w="2998"/>
+            <w:tcBorders>
+              <w:top w:val="single" w:color="C9C2B8" w:sz="4"/>
+              <w:left w:val="single" w:color="C9C2B8" w:sz="4"/>
+              <w:bottom w:val="single" w:color="C9C2B8" w:sz="4"/>
+              <w:right w:val="single" w:color="C9C2B8" w:sz="4"/>
+            </w:tcBorders>
+            <w:tcMar>
+              <w:top w:type="dxa" w:w="60"/>
+              <w:left w:type="dxa" w:w="100"/>
+              <w:bottom w:type="dxa" w:w="60"/>
+              <w:right w:type="dxa" w:w="100"/>
+            </w:tcMar>
+          </w:tcPr>
+          <w:p>
+            <w:pPr>
+              <w:spacing w:after="0" w:before="0" w:line="270"/>
+            </w:pPr>
+            <w:r>
+              <w:rPr>
+                <w:rFonts w:ascii="Consolas" w:cs="Consolas" w:eastAsia="Consolas" w:hAnsi="Consolas"/>
+                <w:color w:val="7A1F2B"/>
+                <w:sz w:val="17"/>
+                <w:szCs w:val="17"/>
+              </w:rPr>
+              <w:t xml:space="preserve">cortar</w:t>
+            </w:r>
+          </w:p>
+        </w:tc>
+        <w:tc>
+          <w:tcPr>
+            <w:tcW w:type="dxa" w:w="2784"/>
+            <w:tcBorders>
+              <w:top w:val="single" w:color="C9C2B8" w:sz="4"/>
+              <w:left w:val="single" w:color="C9C2B8" w:sz="4"/>
+              <w:bottom w:val="single" w:color="C9C2B8" w:sz="4"/>
+              <w:right w:val="single" w:color="C9C2B8" w:sz="4"/>
+            </w:tcBorders>
+            <w:tcMar>
+              <w:top w:type="dxa" w:w="60"/>
+              <w:left w:type="dxa" w:w="100"/>
+              <w:bottom w:type="dxa" w:w="60"/>
+              <w:right w:type="dxa" w:w="100"/>
+            </w:tcMar>
+          </w:tcPr>
+          <w:p>
+            <w:pPr>
+              <w:spacing w:after="0" w:before="0" w:line="270"/>
+            </w:pPr>
+            <w:r>
+              <w:rPr>
+                <w:sz w:val="19"/>
+                <w:szCs w:val="19"/>
+              </w:rPr>
+              <w:t xml:space="preserve">V</w:t>
+            </w:r>
+          </w:p>
+        </w:tc>
+        <w:tc>
+          <w:tcPr>
+            <w:tcW w:type="dxa" w:w="3856"/>
+            <w:tcBorders>
+              <w:top w:val="single" w:color="C9C2B8" w:sz="4"/>
+              <w:left w:val="single" w:color="C9C2B8" w:sz="4"/>
+              <w:bottom w:val="single" w:color="C9C2B8" w:sz="4"/>
+              <w:right w:val="single" w:color="C9C2B8" w:sz="4"/>
+            </w:tcBorders>
+            <w:tcMar>
+              <w:top w:type="dxa" w:w="60"/>
+              <w:left w:type="dxa" w:w="100"/>
+              <w:bottom w:type="dxa" w:w="60"/>
+              <w:right w:type="dxa" w:w="100"/>
+            </w:tcMar>
+          </w:tcPr>
+          <w:p>
+            <w:pPr>
+              <w:spacing w:after="0" w:before="0" w:line="270"/>
+            </w:pPr>
+            <w:r>
+              <w:rPr>
+                <w:sz w:val="19"/>
+                <w:szCs w:val="19"/>
+              </w:rPr>
+              <w:t xml:space="preserve">Botão Y (superior)</w:t>
+            </w:r>
+          </w:p>
+        </w:tc>
+      </w:tr>
+    </w:tbl>
+    <w:p>
+      <w:pPr>
+        <w:spacing w:after="120" w:before="0"/>
+      </w:pPr>
     </w:p>
     <w:p>
       <w:pPr>

--- a/docs/apostila-sdd-ze-peixeira.docx
+++ b/docs/apostila-sdd-ze-peixeira.docx
@@ -1898,7 +1898,7 @@
             <w:pPr>
               <w:spacing w:after="0" w:before="0" w:line="270"/>
             </w:pPr>
-            <w:hyperlink w:history="1" r:id="rIdnxhuebkvv4sm2mxkm3kxl">
+            <w:hyperlink w:history="1" r:id="rIdrlbh_oeddk8j2cicwyt8b">
               <w:r>
                 <w:rPr>
                   <w:rStyle w:val="Hyperlink"/>
@@ -2308,7 +2308,7 @@
               </w:rPr>
               <w:t xml:space="preserve">Servidor MCP para Godot (ex.: </w:t>
             </w:r>
-            <w:hyperlink w:history="1" r:id="rIdevqgfy9z_iki2dlnclwbl">
+            <w:hyperlink w:history="1" r:id="rIdl1bekmdqfsazugrqpphjn">
               <w:r>
                 <w:rPr>
                   <w:rStyle w:val="Hyperlink"/>
@@ -3231,7 +3231,103 @@
           <w:sz w:val="20"/>
           <w:szCs w:val="20"/>
         </w:rPr>
-        <w:t xml:space="preserve"> Perguntas feitas pelo agente e decisões tomadas: ___</w:t>
+        <w:t xml:space="preserve"> Perguntas feitas pelo agente e decisões tomadas (fatia 001-movimento, sessão 2026-09-22, 5 de 5 perguntas):  1. Direção do olhar após o respawn (RF-006/RF-005) → volta para "direita". 2. Estado inicial: apoiado no chão ou caindo até ele → começa (e reaparece) já apoiado no chão. 3. Contagem de tick em CS-001/CS-002 → o tick em que a entrada começa já é o tick 1. 4. Zona morta da entrada analógica (RF-001) → existe, valor 0,2. 5. A fase do RF-007 cabe em 320×180 com câmera fixa → cabe inteira; a câmera não se move.  Depois das 5 perguntas, o humano ainda tomou 3 decisões diretas, fora do fluxo de perguntas do clarify: confirmou que o olhar segue a entrada (RF-005), explicitando isso no Cenário 3; decidiu que cada fase define seu próprio ponto inicial e </w:t>
+      </w:r>
+      <w:r>
+        <w:rPr>
+          <w:rFonts w:ascii="Consolas" w:cs="Consolas" w:eastAsia="Consolas" w:hAnsi="Consolas"/>
+          <w:color w:val="7A1F2B"/>
+          <w:sz w:val="18"/>
+          <w:szCs w:val="18"/>
+        </w:rPr>
+        <w:t xml:space="preserve">limite_inferior_fase</w:t>
+      </w:r>
+      <w:r>
+        <w:rPr>
+          <w:sz w:val="20"/>
+          <w:szCs w:val="20"/>
+        </w:rPr>
+        <w:t xml:space="preserve"> (RF-006), deixando o "como" da cena para o </w:t>
+      </w:r>
+      <w:r>
+        <w:rPr>
+          <w:rFonts w:ascii="Consolas" w:cs="Consolas" w:eastAsia="Consolas" w:hAnsi="Consolas"/>
+          <w:color w:val="7A1F2B"/>
+          <w:sz w:val="18"/>
+          <w:szCs w:val="18"/>
+        </w:rPr>
+        <w:t xml:space="preserve">/speckit.plan</w:t>
+      </w:r>
+      <w:r>
+        <w:rPr>
+          <w:sz w:val="20"/>
+          <w:szCs w:val="20"/>
+        </w:rPr>
+        <w:t xml:space="preserve">; e pediu que o valor da zona morta fosse movido da spec para a tabela de Afinação (</w:t>
+      </w:r>
+      <w:r>
+        <w:rPr>
+          <w:rFonts w:ascii="Consolas" w:cs="Consolas" w:eastAsia="Consolas" w:hAnsi="Consolas"/>
+          <w:color w:val="7A1F2B"/>
+          <w:sz w:val="18"/>
+          <w:szCs w:val="18"/>
+        </w:rPr>
+        <w:t xml:space="preserve">zona_morta</w:t>
+      </w:r>
+      <w:r>
+        <w:rPr>
+          <w:sz w:val="20"/>
+          <w:szCs w:val="20"/>
+        </w:rPr>
+        <w:t xml:space="preserve">).  </w:t>
+      </w:r>
+      <w:r>
+        <w:rPr>
+          <w:b/>
+          <w:bCs/>
+          <w:sz w:val="20"/>
+          <w:szCs w:val="20"/>
+        </w:rPr>
+        <w:t xml:space="preserve">Episódio de encerramento precoce:</w:t>
+      </w:r>
+      <w:r>
+        <w:rPr>
+          <w:sz w:val="20"/>
+          <w:szCs w:val="20"/>
+        </w:rPr>
+        <w:t xml:space="preserve"> depois da 1ª pergunta, o agente concluiu por conta própria que não havia mais ambiguidade de alto impacto e recomendou encerrar; o humano aceitou essa recomendação. O agente registrou isso, incorretamente, como "decisão do humano" em </w:t>
+      </w:r>
+      <w:r>
+        <w:rPr>
+          <w:rFonts w:ascii="Consolas" w:cs="Consolas" w:eastAsia="Consolas" w:hAnsi="Consolas"/>
+          <w:color w:val="7A1F2B"/>
+          <w:sz w:val="18"/>
+          <w:szCs w:val="18"/>
+        </w:rPr>
+        <w:t xml:space="preserve">.specify/ultima-parada.md</w:t>
+      </w:r>
+      <w:r>
+        <w:rPr>
+          <w:sz w:val="20"/>
+          <w:szCs w:val="20"/>
+        </w:rPr>
+        <w:t xml:space="preserve">. Uma revisão feita por uma segunda sessão de IA (Claude, no Cowork) atuando como revisora, repassada pelo humano com uma checklist de 6 itens, mostrou que a varredura do agente tinha sido rasa: 4 dos 6 itens viraram perguntas do clarify retomado, e os outros 2 são as decisões humanas diretas acima. Registro completo em </w:t>
+      </w:r>
+      <w:r>
+        <w:rPr>
+          <w:rFonts w:ascii="Consolas" w:cs="Consolas" w:eastAsia="Consolas" w:hAnsi="Consolas"/>
+          <w:color w:val="7A1F2B"/>
+          <w:sz w:val="18"/>
+          <w:szCs w:val="18"/>
+        </w:rPr>
+        <w:t xml:space="preserve">docs/review/001-clarify-encerramento-precoce.md</w:t>
+      </w:r>
+      <w:r>
+        <w:rPr>
+          <w:sz w:val="20"/>
+          <w:szCs w:val="20"/>
+        </w:rPr>
+        <w:t xml:space="preserve">.</w:t>
       </w:r>
     </w:p>
     <w:p>
@@ -3441,7 +3537,135 @@
           <w:sz w:val="20"/>
           <w:szCs w:val="20"/>
         </w:rPr>
-        <w:t xml:space="preserve"> Problemas encontrados no plano e como foram corrigidos: ___</w:t>
+        <w:t xml:space="preserve"> Nenhuma violação de gate (Constitution Check) foi encontrada — a tabela de Complexity Tracking ficou vazia. A revisão humana do plano pediu 5 ajustes antes do commit, nenhum deles um gate falho: </w:t>
+      </w:r>
+      <w:r>
+        <w:rPr>
+          <w:rFonts w:ascii="Consolas" w:cs="Consolas" w:eastAsia="Consolas" w:hAnsi="Consolas"/>
+          <w:color w:val="7A1F2B"/>
+          <w:sz w:val="18"/>
+          <w:szCs w:val="18"/>
+        </w:rPr>
+        <w:t xml:space="preserve">quickstart.md</w:t>
+      </w:r>
+      <w:r>
+        <w:rPr>
+          <w:sz w:val="20"/>
+          <w:szCs w:val="20"/>
+        </w:rPr>
+        <w:t xml:space="preserve"> trocou "pular" por "sair andando" (Cenário 4 não usa pulo, fora do escopo desta fatia); explicitado que </w:t>
+      </w:r>
+      <w:r>
+        <w:rPr>
+          <w:rFonts w:ascii="Consolas" w:cs="Consolas" w:eastAsia="Consolas" w:hAnsi="Consolas"/>
+          <w:color w:val="7A1F2B"/>
+          <w:sz w:val="18"/>
+          <w:szCs w:val="18"/>
+        </w:rPr>
+        <w:t xml:space="preserve">DirecaoOlhar</w:t>
+      </w:r>
+      <w:r>
+        <w:rPr>
+          <w:sz w:val="20"/>
+          <w:szCs w:val="20"/>
+        </w:rPr>
+        <w:t xml:space="preserve"> recebe a entrada já discretizada por </w:t>
+      </w:r>
+      <w:r>
+        <w:rPr>
+          <w:rFonts w:ascii="Consolas" w:cs="Consolas" w:eastAsia="Consolas" w:hAnsi="Consolas"/>
+          <w:color w:val="7A1F2B"/>
+          <w:sz w:val="18"/>
+          <w:szCs w:val="18"/>
+        </w:rPr>
+        <w:t xml:space="preserve">EntradaHorizontal</w:t>
+      </w:r>
+      <w:r>
+        <w:rPr>
+          <w:sz w:val="20"/>
+          <w:szCs w:val="20"/>
+        </w:rPr>
+        <w:t xml:space="preserve">, nunca o valor bruto; a "Estratégia de testes" passou a registrar </w:t>
+      </w:r>
+      <w:r>
+        <w:rPr>
+          <w:rFonts w:ascii="Consolas" w:cs="Consolas" w:eastAsia="Consolas" w:hAnsi="Consolas"/>
+          <w:color w:val="7A1F2B"/>
+          <w:sz w:val="18"/>
+          <w:szCs w:val="18"/>
+        </w:rPr>
+        <w:t xml:space="preserve">delta = 1/60</w:t>
+      </w:r>
+      <w:r>
+        <w:rPr>
+          <w:sz w:val="20"/>
+          <w:szCs w:val="20"/>
+        </w:rPr>
+        <w:t xml:space="preserve"> e tolerância (</w:t>
+      </w:r>
+      <w:r>
+        <w:rPr>
+          <w:rFonts w:ascii="Consolas" w:cs="Consolas" w:eastAsia="Consolas" w:hAnsi="Consolas"/>
+          <w:color w:val="7A1F2B"/>
+          <w:sz w:val="18"/>
+          <w:szCs w:val="18"/>
+        </w:rPr>
+        <w:t xml:space="preserve">assert_almost_eq</w:t>
+      </w:r>
+      <w:r>
+        <w:rPr>
+          <w:sz w:val="20"/>
+          <w:szCs w:val="20"/>
+        </w:rPr>
+        <w:t xml:space="preserve">), exceto nos pontos exatos do tick 6; o cabeçalho foi corrigido para "Branch: main (sem branch por fatia)"; e a decisão de baixar o </w:t>
+      </w:r>
+      <w:r>
+        <w:rPr>
+          <w:rFonts w:ascii="Consolas" w:cs="Consolas" w:eastAsia="Consolas" w:hAnsi="Consolas"/>
+          <w:color w:val="7A1F2B"/>
+          <w:sz w:val="18"/>
+          <w:szCs w:val="18"/>
+        </w:rPr>
+        <w:t xml:space="preserve">deadzone</w:t>
+      </w:r>
+      <w:r>
+        <w:rPr>
+          <w:sz w:val="20"/>
+          <w:szCs w:val="20"/>
+        </w:rPr>
+        <w:t xml:space="preserve"> do </w:t>
+      </w:r>
+      <w:r>
+        <w:rPr>
+          <w:rFonts w:ascii="Consolas" w:cs="Consolas" w:eastAsia="Consolas" w:hAnsi="Consolas"/>
+          <w:color w:val="7A1F2B"/>
+          <w:sz w:val="18"/>
+          <w:szCs w:val="18"/>
+        </w:rPr>
+        <w:t xml:space="preserve">InputMap</w:t>
+      </w:r>
+      <w:r>
+        <w:rPr>
+          <w:sz w:val="20"/>
+          <w:szCs w:val="20"/>
+        </w:rPr>
+        <w:t xml:space="preserve"> para 0,0 (</w:t>
+      </w:r>
+      <w:r>
+        <w:rPr>
+          <w:rFonts w:ascii="Consolas" w:cs="Consolas" w:eastAsia="Consolas" w:hAnsi="Consolas"/>
+          <w:color w:val="7A1F2B"/>
+          <w:sz w:val="18"/>
+          <w:szCs w:val="18"/>
+        </w:rPr>
+        <w:t xml:space="preserve">research.md</w:t>
+      </w:r>
+      <w:r>
+        <w:rPr>
+          <w:sz w:val="20"/>
+          <w:szCs w:val="20"/>
+        </w:rPr>
+        <w:t xml:space="preserve">, Decisão 1) foi registrada como decisão humana, não recomendação do agente.</w:t>
       </w:r>
     </w:p>
     <w:p>
@@ -3547,6 +3771,128 @@
       </w:pPr>
       <w:r>
         <w:t xml:space="preserve">Os testes de cada requisito vêm antes ou junto da implementação, nunca "no fim".</w:t>
+      </w:r>
+    </w:p>
+    <w:p>
+      <w:pPr>
+        <w:pBdr>
+          <w:left w:val="single" w:color="7A1F2B" w:sz="18" w:space="8"/>
+        </w:pBdr>
+        <w:shd w:fill="F7EEEE" w:color="auto" w:val="clear"/>
+        <w:spacing w:after="160" w:before="120" w:line="300"/>
+        <w:ind w:left="200" w:right="200"/>
+      </w:pPr>
+      <w:r>
+        <w:rPr>
+          <w:b/>
+          <w:bCs/>
+          <w:sz w:val="20"/>
+          <w:szCs w:val="20"/>
+        </w:rPr>
+        <w:t xml:space="preserve">Registro da execução.</w:t>
+      </w:r>
+      <w:r>
+        <w:rPr>
+          <w:sz w:val="20"/>
+          <w:szCs w:val="20"/>
+        </w:rPr>
+        <w:t xml:space="preserve"> </w:t>
+      </w:r>
+      <w:r>
+        <w:rPr>
+          <w:rFonts w:ascii="Consolas" w:cs="Consolas" w:eastAsia="Consolas" w:hAnsi="Consolas"/>
+          <w:color w:val="7A1F2B"/>
+          <w:sz w:val="18"/>
+          <w:szCs w:val="18"/>
+        </w:rPr>
+        <w:t xml:space="preserve">/speckit.tasks</w:t>
+      </w:r>
+      <w:r>
+        <w:rPr>
+          <w:sz w:val="20"/>
+          <w:szCs w:val="20"/>
+        </w:rPr>
+        <w:t xml:space="preserve"> gerou 10 tarefas (T001–T010) numa trilha linear, não organizada por "user story" — a spec desta fatia não tem essa estrutura (registrado na própria seção "Organização" de </w:t>
+      </w:r>
+      <w:r>
+        <w:rPr>
+          <w:rFonts w:ascii="Consolas" w:cs="Consolas" w:eastAsia="Consolas" w:hAnsi="Consolas"/>
+          <w:color w:val="7A1F2B"/>
+          <w:sz w:val="18"/>
+          <w:szCs w:val="18"/>
+        </w:rPr>
+        <w:t xml:space="preserve">tasks.md</w:t>
+      </w:r>
+      <w:r>
+        <w:rPr>
+          <w:sz w:val="20"/>
+          <w:szCs w:val="20"/>
+        </w:rPr>
+        <w:t xml:space="preserve">). </w:t>
+      </w:r>
+      <w:r>
+        <w:rPr>
+          <w:rFonts w:ascii="Consolas" w:cs="Consolas" w:eastAsia="Consolas" w:hAnsi="Consolas"/>
+          <w:color w:val="7A1F2B"/>
+          <w:sz w:val="18"/>
+          <w:szCs w:val="18"/>
+        </w:rPr>
+        <w:t xml:space="preserve">/speckit.analyze</w:t>
+      </w:r>
+      <w:r>
+        <w:rPr>
+          <w:sz w:val="20"/>
+          <w:szCs w:val="20"/>
+        </w:rPr>
+        <w:t xml:space="preserve">, em seguida, apontou 6 achados: E1 (ramo </w:t>
+      </w:r>
+      <w:r>
+        <w:rPr>
+          <w:rFonts w:ascii="Consolas" w:cs="Consolas" w:eastAsia="Consolas" w:hAnsi="Consolas"/>
+          <w:color w:val="7A1F2B"/>
+          <w:sz w:val="18"/>
+          <w:szCs w:val="18"/>
+        </w:rPr>
+        <w:t xml:space="preserve">corrida_reducao</w:t>
+      </w:r>
+      <w:r>
+        <w:rPr>
+          <w:sz w:val="20"/>
+          <w:szCs w:val="20"/>
+        </w:rPr>
+        <w:t xml:space="preserve"> do RF-002 sem teste) e E2 (caso-limite "ambas as direções pressionadas" sem teste) foram remediados na T003; B1 (RF-005 não testava "mantém direção com entrada 0") foi remediado na T007; C1 (nomenclatura </w:t>
+      </w:r>
+      <w:r>
+        <w:rPr>
+          <w:rFonts w:ascii="Consolas" w:cs="Consolas" w:eastAsia="Consolas" w:hAnsi="Consolas"/>
+          <w:color w:val="7A1F2B"/>
+          <w:sz w:val="18"/>
+          <w:szCs w:val="18"/>
+        </w:rPr>
+        <w:t xml:space="preserve">RegraRespawn</w:t>
+      </w:r>
+      <w:r>
+        <w:rPr>
+          <w:sz w:val="20"/>
+          <w:szCs w:val="20"/>
+        </w:rPr>
+        <w:t xml:space="preserve">, anglicismo fora da constituição 5.4) resultou no rename para </w:t>
+      </w:r>
+      <w:r>
+        <w:rPr>
+          <w:rFonts w:ascii="Consolas" w:cs="Consolas" w:eastAsia="Consolas" w:hAnsi="Consolas"/>
+          <w:color w:val="7A1F2B"/>
+          <w:sz w:val="18"/>
+          <w:szCs w:val="18"/>
+        </w:rPr>
+        <w:t xml:space="preserve">RegraReaparecimento</w:t>
+      </w:r>
+      <w:r>
+        <w:rPr>
+          <w:sz w:val="20"/>
+          <w:szCs w:val="20"/>
+        </w:rPr>
+        <w:t xml:space="preserve"> na T008; F1 (dependência T006→T005 mais forte que o necessário) e B2 (adjetivo vago "perceptíveis" no Objetivo da spec) foram aceitos como estão, por decisão humana.</w:t>
       </w:r>
     </w:p>
     <w:p>
@@ -3723,7 +4069,7 @@
         <w:spacing w:after="40" w:before="40" w:line="300"/>
       </w:pPr>
       <w:r>
-        <w:t xml:space="preserve">Aceita ou rejeita. Aceitou: commit com a tarefa na mensagem (</w:t>
+        <w:t xml:space="preserve">Aceita ou rejeita. Aceitou: commit e tag — mensagem com a tarefa (</w:t>
       </w:r>
       <w:r>
         <w:rPr>
@@ -3733,6 +4079,42 @@
           <w:szCs w:val="19"/>
         </w:rPr>
         <w:t xml:space="preserve">T003: coyote time</w:t>
+      </w:r>
+      <w:r>
+        <w:t xml:space="preserve">) e, logo em seguida, </w:t>
+      </w:r>
+      <w:r>
+        <w:rPr>
+          <w:rFonts w:ascii="Consolas" w:cs="Consolas" w:eastAsia="Consolas" w:hAnsi="Consolas"/>
+          <w:color w:val="7A1F2B"/>
+          <w:sz w:val="19"/>
+          <w:szCs w:val="19"/>
+        </w:rPr>
+        <w:t xml:space="preserve">git tag -a fatiaNNN-TXXX -m "Fatia NNN, TXXX: &lt;resumo&gt;" &lt;commit&gt;</w:t>
+      </w:r>
+      <w:r>
+        <w:t xml:space="preserve"> (ex.: </w:t>
+      </w:r>
+      <w:r>
+        <w:rPr>
+          <w:rFonts w:ascii="Consolas" w:cs="Consolas" w:eastAsia="Consolas" w:hAnsi="Consolas"/>
+          <w:color w:val="7A1F2B"/>
+          <w:sz w:val="19"/>
+          <w:szCs w:val="19"/>
+        </w:rPr>
+        <w:t xml:space="preserve">fatia001-T003</w:t>
+      </w:r>
+      <w:r>
+        <w:t xml:space="preserve">). A tag marca o estado do repositório exatamente ao final de cada tarefa aceita, útil para a aula (ver seção 12, </w:t>
+      </w:r>
+      <w:r>
+        <w:rPr>
+          <w:rFonts w:ascii="Consolas" w:cs="Consolas" w:eastAsia="Consolas" w:hAnsi="Consolas"/>
+          <w:color w:val="7A1F2B"/>
+          <w:sz w:val="19"/>
+          <w:szCs w:val="19"/>
+        </w:rPr>
+        <w:t xml:space="preserve">tools/aula/exportar_tarefas.sh</w:t>
       </w:r>
       <w:r>
         <w:t xml:space="preserve">). Rejeitou: descreve o problema ao agente e volta ao item 1.</w:t>
@@ -3759,6 +4141,160 @@
     </w:p>
     <w:p>
       <w:pPr>
+        <w:pBdr>
+          <w:left w:val="single" w:color="7A1F2B" w:sz="18" w:space="8"/>
+        </w:pBdr>
+        <w:shd w:fill="F7EEEE" w:color="auto" w:val="clear"/>
+        <w:spacing w:after="160" w:before="120" w:line="300"/>
+        <w:ind w:left="200" w:right="200"/>
+      </w:pPr>
+      <w:r>
+        <w:rPr>
+          <w:b/>
+          <w:bCs/>
+          <w:sz w:val="20"/>
+          <w:szCs w:val="20"/>
+        </w:rPr>
+        <w:t xml:space="preserve">Registro da execução.</w:t>
+      </w:r>
+      <w:r>
+        <w:rPr>
+          <w:sz w:val="20"/>
+          <w:szCs w:val="20"/>
+        </w:rPr>
+        <w:t xml:space="preserve"> T001–T008 implementadas uma por vez, cada uma commitada e tageada (</w:t>
+      </w:r>
+      <w:r>
+        <w:rPr>
+          <w:rFonts w:ascii="Consolas" w:cs="Consolas" w:eastAsia="Consolas" w:hAnsi="Consolas"/>
+          <w:color w:val="7A1F2B"/>
+          <w:sz w:val="18"/>
+          <w:szCs w:val="18"/>
+        </w:rPr>
+        <w:t xml:space="preserve">fatia001-T001</w:t>
+      </w:r>
+      <w:r>
+        <w:rPr>
+          <w:sz w:val="20"/>
+          <w:szCs w:val="20"/>
+        </w:rPr>
+        <w:t xml:space="preserve"> a </w:t>
+      </w:r>
+      <w:r>
+        <w:rPr>
+          <w:rFonts w:ascii="Consolas" w:cs="Consolas" w:eastAsia="Consolas" w:hAnsi="Consolas"/>
+          <w:color w:val="7A1F2B"/>
+          <w:sz w:val="18"/>
+          <w:szCs w:val="18"/>
+        </w:rPr>
+        <w:t xml:space="preserve">fatia001-T008</w:t>
+      </w:r>
+      <w:r>
+        <w:rPr>
+          <w:sz w:val="20"/>
+          <w:szCs w:val="20"/>
+        </w:rPr>
+        <w:t xml:space="preserve">) depois de aprovação humana com o checklist de </w:t>
+      </w:r>
+      <w:r>
+        <w:rPr>
+          <w:rFonts w:ascii="Consolas" w:cs="Consolas" w:eastAsia="Consolas" w:hAnsi="Consolas"/>
+          <w:color w:val="7A1F2B"/>
+          <w:sz w:val="18"/>
+          <w:szCs w:val="18"/>
+        </w:rPr>
+        <w:t xml:space="preserve">docs/checklists/revisao-tarefa.md</w:t>
+      </w:r>
+      <w:r>
+        <w:rPr>
+          <w:sz w:val="20"/>
+          <w:szCs w:val="20"/>
+        </w:rPr>
+        <w:t xml:space="preserve">. T009 (playtest) e T010 (conferência de CS-004) não geram tag própria — são revisão/playtest, sem diff de código. Sem servidor MCP de Godot configurado nesta execução: os itens 1 e 3 (testes, diff) foram automatizados via CLI headless. </w:t>
+      </w:r>
+      <w:r>
+        <w:rPr>
+          <w:b/>
+          <w:bCs/>
+          <w:sz w:val="20"/>
+          <w:szCs w:val="20"/>
+        </w:rPr>
+        <w:t xml:space="preserve">O item 2 (controle na mão) foi dividido entre agente e humano</w:t>
+      </w:r>
+      <w:r>
+        <w:rPr>
+          <w:sz w:val="20"/>
+          <w:szCs w:val="20"/>
+        </w:rPr>
+        <w:t xml:space="preserve">: o agente, no ambiente headless, não pôde testar com controle físico e usou simulações de input programáticas (sempre citadas nas respostas de cada tarefa) como substituto parcial; </w:t>
+      </w:r>
+      <w:r>
+        <w:rPr>
+          <w:b/>
+          <w:bCs/>
+          <w:sz w:val="20"/>
+          <w:szCs w:val="20"/>
+        </w:rPr>
+        <w:t xml:space="preserve">o humano jogou e validou no editor</w:t>
+      </w:r>
+      <w:r>
+        <w:rPr>
+          <w:sz w:val="20"/>
+          <w:szCs w:val="20"/>
+        </w:rPr>
+        <w:t xml:space="preserve"> ao menos a T001 (tamanho da janela e posição inicial do Zé), a T003 (corrida e a saída da plataforma inicial sem gravidade ainda implementada) e as T005/T006 (queda e a taxa reduzida de movimento no ar) — é essa validação humana, não a simulação do agente, que de fato cobre o item 2 do Passo 6 para essas tarefas. Dois erros técnicos do próprio agente, corrigidos na hora, sem virar registro de revisão por serem só sintaxe: um erro de inferência de tipo do GDScript (</w:t>
+      </w:r>
+      <w:r>
+        <w:rPr>
+          <w:rFonts w:ascii="Consolas" w:cs="Consolas" w:eastAsia="Consolas" w:hAnsi="Consolas"/>
+          <w:color w:val="7A1F2B"/>
+          <w:sz w:val="18"/>
+          <w:szCs w:val="18"/>
+        </w:rPr>
+        <w:t xml:space="preserve">:=</w:t>
+      </w:r>
+      <w:r>
+        <w:rPr>
+          <w:sz w:val="20"/>
+          <w:szCs w:val="20"/>
+        </w:rPr>
+        <w:t xml:space="preserve"> com expressão booleana encadeada, T003) e um script de verificação que travou o processo (</w:t>
+      </w:r>
+      <w:r>
+        <w:rPr>
+          <w:rFonts w:ascii="Consolas" w:cs="Consolas" w:eastAsia="Consolas" w:hAnsi="Consolas"/>
+          <w:color w:val="7A1F2B"/>
+          <w:sz w:val="18"/>
+          <w:szCs w:val="18"/>
+        </w:rPr>
+        <w:t xml:space="preserve">quit()</w:t>
+      </w:r>
+      <w:r>
+        <w:rPr>
+          <w:sz w:val="20"/>
+          <w:szCs w:val="20"/>
+        </w:rPr>
+        <w:t xml:space="preserve"> logo após </w:t>
+      </w:r>
+      <w:r>
+        <w:rPr>
+          <w:rFonts w:ascii="Consolas" w:cs="Consolas" w:eastAsia="Consolas" w:hAnsi="Consolas"/>
+          <w:color w:val="7A1F2B"/>
+          <w:sz w:val="18"/>
+          <w:szCs w:val="18"/>
+        </w:rPr>
+        <w:t xml:space="preserve">root.add_child()</w:t>
+      </w:r>
+      <w:r>
+        <w:rPr>
+          <w:sz w:val="20"/>
+          <w:szCs w:val="20"/>
+        </w:rPr>
+        <w:t xml:space="preserve">, T008).</w:t>
+      </w:r>
+    </w:p>
+    <w:p>
+      <w:pPr>
         <w:pStyle w:val="Heading3"/>
       </w:pPr>
       <w:r>
@@ -3805,6 +4341,144 @@
       </w:pPr>
       <w:r>
         <w:t xml:space="preserve">Esses registros são o artefato mais importante do repositório. Sem eles, o processo parece não ter atrito, e o papel do humano desaparece.</w:t>
+      </w:r>
+    </w:p>
+    <w:p>
+      <w:pPr>
+        <w:pBdr>
+          <w:left w:val="single" w:color="7A1F2B" w:sz="18" w:space="8"/>
+        </w:pBdr>
+        <w:shd w:fill="F7EEEE" w:color="auto" w:val="clear"/>
+        <w:spacing w:after="160" w:before="120" w:line="300"/>
+        <w:ind w:left="200" w:right="200"/>
+      </w:pPr>
+      <w:r>
+        <w:rPr>
+          <w:b/>
+          <w:bCs/>
+          <w:sz w:val="20"/>
+          <w:szCs w:val="20"/>
+        </w:rPr>
+        <w:t xml:space="preserve">Registro da execução.</w:t>
+      </w:r>
+      <w:r>
+        <w:rPr>
+          <w:sz w:val="20"/>
+          <w:szCs w:val="20"/>
+        </w:rPr>
+        <w:t xml:space="preserve"> Cinco registros criados nesta fatia: </w:t>
+      </w:r>
+      <w:r>
+        <w:rPr>
+          <w:rFonts w:ascii="Consolas" w:cs="Consolas" w:eastAsia="Consolas" w:hAnsi="Consolas"/>
+          <w:color w:val="7A1F2B"/>
+          <w:sz w:val="18"/>
+          <w:szCs w:val="18"/>
+        </w:rPr>
+        <w:t xml:space="preserve">docs/review/000-P1-gut-plugin.md</w:t>
+      </w:r>
+      <w:r>
+        <w:rPr>
+          <w:sz w:val="20"/>
+          <w:szCs w:val="20"/>
+        </w:rPr>
+        <w:t xml:space="preserve"> (o agente diagnosticou um bug inexistente no GUT sem verificar quem referenciava o arquivo); </w:t>
+      </w:r>
+      <w:r>
+        <w:rPr>
+          <w:rFonts w:ascii="Consolas" w:cs="Consolas" w:eastAsia="Consolas" w:hAnsi="Consolas"/>
+          <w:color w:val="7A1F2B"/>
+          <w:sz w:val="18"/>
+          <w:szCs w:val="18"/>
+        </w:rPr>
+        <w:t xml:space="preserve">docs/review/000-P3-fatia-ativa.md</w:t>
+      </w:r>
+      <w:r>
+        <w:rPr>
+          <w:sz w:val="20"/>
+          <w:szCs w:val="20"/>
+        </w:rPr>
+        <w:t xml:space="preserve"> (o tutorial, escrito pelo humano, tinha uma instrução desatualizada sobre </w:t>
+      </w:r>
+      <w:r>
+        <w:rPr>
+          <w:rFonts w:ascii="Consolas" w:cs="Consolas" w:eastAsia="Consolas" w:hAnsi="Consolas"/>
+          <w:color w:val="7A1F2B"/>
+          <w:sz w:val="18"/>
+          <w:szCs w:val="18"/>
+        </w:rPr>
+        <w:t xml:space="preserve">SPECIFY_FEATURE</w:t>
+      </w:r>
+      <w:r>
+        <w:rPr>
+          <w:sz w:val="20"/>
+          <w:szCs w:val="20"/>
+        </w:rPr>
+        <w:t xml:space="preserve"> — erro do documento, não do agente); </w:t>
+      </w:r>
+      <w:r>
+        <w:rPr>
+          <w:rFonts w:ascii="Consolas" w:cs="Consolas" w:eastAsia="Consolas" w:hAnsi="Consolas"/>
+          <w:color w:val="7A1F2B"/>
+          <w:sz w:val="18"/>
+          <w:szCs w:val="18"/>
+        </w:rPr>
+        <w:t xml:space="preserve">docs/review/001-clarify-encerramento-precoce.md</w:t>
+      </w:r>
+      <w:r>
+        <w:rPr>
+          <w:sz w:val="20"/>
+          <w:szCs w:val="20"/>
+        </w:rPr>
+        <w:t xml:space="preserve"> (o agente encerrou o </w:t>
+      </w:r>
+      <w:r>
+        <w:rPr>
+          <w:rFonts w:ascii="Consolas" w:cs="Consolas" w:eastAsia="Consolas" w:hAnsi="Consolas"/>
+          <w:color w:val="7A1F2B"/>
+          <w:sz w:val="18"/>
+          <w:szCs w:val="18"/>
+        </w:rPr>
+        <w:t xml:space="preserve">/speckit.clarify</w:t>
+      </w:r>
+      <w:r>
+        <w:rPr>
+          <w:sz w:val="20"/>
+          <w:szCs w:val="20"/>
+        </w:rPr>
+        <w:t xml:space="preserve"> cedo demais e atribuiu essa decisão ao humano por engano); </w:t>
+      </w:r>
+      <w:r>
+        <w:rPr>
+          <w:rFonts w:ascii="Consolas" w:cs="Consolas" w:eastAsia="Consolas" w:hAnsi="Consolas"/>
+          <w:color w:val="7A1F2B"/>
+          <w:sz w:val="18"/>
+          <w:szCs w:val="18"/>
+        </w:rPr>
+        <w:t xml:space="preserve">docs/review/001-T001-plataformas-inalcancaveis.md</w:t>
+      </w:r>
+      <w:r>
+        <w:rPr>
+          <w:sz w:val="20"/>
+          <w:szCs w:val="20"/>
+        </w:rPr>
+        <w:t xml:space="preserve"> (a spec original não previa que, sem pulo, as plataformas ficariam inalcançáveis — ambiguidade da spec, não erro do agente — mais um erro de 0,5 px de posicionamento); </w:t>
+      </w:r>
+      <w:r>
+        <w:rPr>
+          <w:rFonts w:ascii="Consolas" w:cs="Consolas" w:eastAsia="Consolas" w:hAnsi="Consolas"/>
+          <w:color w:val="7A1F2B"/>
+          <w:sz w:val="18"/>
+          <w:szCs w:val="18"/>
+        </w:rPr>
+        <w:t xml:space="preserve">docs/review/001-T003-teste-vazio.md</w:t>
+      </w:r>
+      <w:r>
+        <w:rPr>
+          <w:sz w:val="20"/>
+          <w:szCs w:val="20"/>
+        </w:rPr>
+        <w:t xml:space="preserve"> (um teste do agente não exercitava de fato o comportamento que deveria cobrir).</w:t>
       </w:r>
     </w:p>
     <w:p>
@@ -3898,6 +4572,160 @@
       </w:pPr>
       <w:r>
         <w:t xml:space="preserve">Confirmar que todos os testes das fatias anteriores continuam passando.</w:t>
+      </w:r>
+    </w:p>
+    <w:p>
+      <w:pPr>
+        <w:pBdr>
+          <w:left w:val="single" w:color="7A1F2B" w:sz="18" w:space="8"/>
+        </w:pBdr>
+        <w:shd w:fill="F7EEEE" w:color="auto" w:val="clear"/>
+        <w:spacing w:after="160" w:before="120" w:line="300"/>
+        <w:ind w:left="200" w:right="200"/>
+      </w:pPr>
+      <w:r>
+        <w:rPr>
+          <w:b/>
+          <w:bCs/>
+          <w:sz w:val="20"/>
+          <w:szCs w:val="20"/>
+        </w:rPr>
+        <w:t xml:space="preserve">Registro da execução.</w:t>
+      </w:r>
+      <w:r>
+        <w:rPr>
+          <w:sz w:val="20"/>
+          <w:szCs w:val="20"/>
+        </w:rPr>
+        <w:t xml:space="preserve"> </w:t>
+      </w:r>
+      <w:r>
+        <w:rPr>
+          <w:rFonts w:ascii="Consolas" w:cs="Consolas" w:eastAsia="Consolas" w:hAnsi="Consolas"/>
+          <w:color w:val="7A1F2B"/>
+          <w:sz w:val="18"/>
+          <w:szCs w:val="18"/>
+        </w:rPr>
+        <w:t xml:space="preserve">/speckit.converge</w:t>
+      </w:r>
+      <w:r>
+        <w:rPr>
+          <w:sz w:val="20"/>
+          <w:szCs w:val="20"/>
+        </w:rPr>
+        <w:t xml:space="preserve"> encontrou 1 achado (F1, severidade HIGH, tipo </w:t>
+      </w:r>
+      <w:r>
+        <w:rPr>
+          <w:rFonts w:ascii="Consolas" w:cs="Consolas" w:eastAsia="Consolas" w:hAnsi="Consolas"/>
+          <w:color w:val="7A1F2B"/>
+          <w:sz w:val="18"/>
+          <w:szCs w:val="18"/>
+        </w:rPr>
+        <w:t xml:space="preserve">partial</w:t>
+      </w:r>
+      <w:r>
+        <w:rPr>
+          <w:sz w:val="20"/>
+          <w:szCs w:val="20"/>
+        </w:rPr>
+        <w:t xml:space="preserve">): a orquestração de </w:t>
+      </w:r>
+      <w:r>
+        <w:rPr>
+          <w:rFonts w:ascii="Consolas" w:cs="Consolas" w:eastAsia="Consolas" w:hAnsi="Consolas"/>
+          <w:color w:val="7A1F2B"/>
+          <w:sz w:val="18"/>
+          <w:szCs w:val="18"/>
+        </w:rPr>
+        <w:t xml:space="preserve">fase.gd</w:t>
+      </w:r>
+      <w:r>
+        <w:rPr>
+          <w:sz w:val="20"/>
+          <w:szCs w:val="20"/>
+        </w:rPr>
+        <w:t xml:space="preserve"> (RF-006/RF-008) não tem teste de integração próprio, só a regra pura e o método </w:t>
+      </w:r>
+      <w:r>
+        <w:rPr>
+          <w:rFonts w:ascii="Consolas" w:cs="Consolas" w:eastAsia="Consolas" w:hAnsi="Consolas"/>
+          <w:color w:val="7A1F2B"/>
+          <w:sz w:val="18"/>
+          <w:szCs w:val="18"/>
+        </w:rPr>
+        <w:t xml:space="preserve">reaparecer()</w:t>
+      </w:r>
+      <w:r>
+        <w:rPr>
+          <w:sz w:val="20"/>
+          <w:szCs w:val="20"/>
+        </w:rPr>
+        <w:t xml:space="preserve"> isolados — tarefa </w:t>
+      </w:r>
+      <w:r>
+        <w:rPr>
+          <w:rFonts w:ascii="Consolas" w:cs="Consolas" w:eastAsia="Consolas" w:hAnsi="Consolas"/>
+          <w:color w:val="7A1F2B"/>
+          <w:sz w:val="18"/>
+          <w:szCs w:val="18"/>
+        </w:rPr>
+        <w:t xml:space="preserve">T011</w:t>
+      </w:r>
+      <w:r>
+        <w:rPr>
+          <w:sz w:val="20"/>
+          <w:szCs w:val="20"/>
+        </w:rPr>
+        <w:t xml:space="preserve"> acrescentada a </w:t>
+      </w:r>
+      <w:r>
+        <w:rPr>
+          <w:rFonts w:ascii="Consolas" w:cs="Consolas" w:eastAsia="Consolas" w:hAnsi="Consolas"/>
+          <w:color w:val="7A1F2B"/>
+          <w:sz w:val="18"/>
+          <w:szCs w:val="18"/>
+        </w:rPr>
+        <w:t xml:space="preserve">tasks.md</w:t>
+      </w:r>
+      <w:r>
+        <w:rPr>
+          <w:sz w:val="20"/>
+          <w:szCs w:val="20"/>
+        </w:rPr>
+        <w:t xml:space="preserve"> (Phase 5: Convergence), ainda não implementada. Playtest formal (os 9 passos de </w:t>
+      </w:r>
+      <w:r>
+        <w:rPr>
+          <w:rFonts w:ascii="Consolas" w:cs="Consolas" w:eastAsia="Consolas" w:hAnsi="Consolas"/>
+          <w:color w:val="7A1F2B"/>
+          <w:sz w:val="18"/>
+          <w:szCs w:val="18"/>
+        </w:rPr>
+        <w:t xml:space="preserve">quickstart.md</w:t>
+      </w:r>
+      <w:r>
+        <w:rPr>
+          <w:sz w:val="20"/>
+          <w:szCs w:val="20"/>
+        </w:rPr>
+        <w:t xml:space="preserve">) entregue como checklist para o humano executar, não marcado como feito pelo agente. Testes automatizados: </w:t>
+      </w:r>
+      <w:r>
+        <w:rPr>
+          <w:rFonts w:ascii="Consolas" w:cs="Consolas" w:eastAsia="Consolas" w:hAnsi="Consolas"/>
+          <w:color w:val="7A1F2B"/>
+          <w:sz w:val="18"/>
+          <w:szCs w:val="18"/>
+        </w:rPr>
+        <w:t xml:space="preserve">16/16 passed</w:t>
+      </w:r>
+      <w:r>
+        <w:rPr>
+          <w:sz w:val="20"/>
+          <w:szCs w:val="20"/>
+        </w:rPr>
+        <w:t xml:space="preserve"> (15 de RF/CS + 1 de ambiente). Não há fatia anterior a esta (é a primeira da demonstração), então a constituição 4.4 ("testes de fatias anteriores continuam passando") ainda não teve chance de ser exercida.</w:t>
       </w:r>
     </w:p>
     <w:p>
@@ -6249,6 +7077,231 @@
       </w:r>
     </w:p>
     <w:p>
+      <w:pPr>
+        <w:pStyle w:val="Heading2"/>
+      </w:pPr>
+      <w:r>
+        <w:t xml:space="preserve">12. Exportar tarefas para aula</w:t>
+      </w:r>
+    </w:p>
+    <w:p>
+      <w:pPr>
+        <w:spacing w:after="140" w:before="60" w:line="312"/>
+        <w:jc w:val="both"/>
+      </w:pPr>
+      <w:r>
+        <w:t xml:space="preserve">Cada tarefa aceita ganha uma tag </w:t>
+      </w:r>
+      <w:r>
+        <w:rPr>
+          <w:rFonts w:ascii="Consolas" w:cs="Consolas" w:eastAsia="Consolas" w:hAnsi="Consolas"/>
+          <w:color w:val="7A1F2B"/>
+          <w:sz w:val="19"/>
+          <w:szCs w:val="19"/>
+        </w:rPr>
+        <w:t xml:space="preserve">fatiaNNN-TXXX</w:t>
+      </w:r>
+      <w:r>
+        <w:t xml:space="preserve"> (Passo 6, item 4). </w:t>
+      </w:r>
+      <w:r>
+        <w:rPr>
+          <w:rFonts w:ascii="Consolas" w:cs="Consolas" w:eastAsia="Consolas" w:hAnsi="Consolas"/>
+          <w:color w:val="7A1F2B"/>
+          <w:sz w:val="19"/>
+          <w:szCs w:val="19"/>
+        </w:rPr>
+        <w:t xml:space="preserve">tools/aula/exportar_tarefas.sh</w:t>
+      </w:r>
+      <w:r>
+        <w:t xml:space="preserve"> usa essas tags para gerar, para cada uma, uma cópia jogável e independente do projeto naquele ponto exato — útil para mostrar em aula a evolução tarefa a tarefa, sem precisar trocar de branch ou de commit no repositório principal.</w:t>
+      </w:r>
+    </w:p>
+    <w:p>
+      <w:pPr>
+        <w:keepNext w:val="false"/>
+        <w:keepLines/>
+        <w:pBdr>
+          <w:left w:val="single" w:color="7A1F2B" w:sz="18" w:space="8"/>
+        </w:pBdr>
+        <w:shd w:fill="F4F1EC" w:color="auto" w:val="clear"/>
+        <w:spacing w:after="160" w:before="120" w:line="260"/>
+        <w:ind w:left="200" w:right="200"/>
+      </w:pPr>
+      <w:r>
+        <w:rPr>
+          <w:rFonts w:ascii="Consolas" w:cs="Consolas" w:eastAsia="Consolas" w:hAnsi="Consolas"/>
+          <w:color w:val="1F1F1F"/>
+          <w:sz w:val="18"/>
+          <w:szCs w:val="18"/>
+        </w:rPr>
+        <w:t xml:space="preserve">tools/aula/exportar_tarefas.sh [--forcar]</w:t>
+      </w:r>
+    </w:p>
+    <w:p>
+      <w:pPr>
+        <w:spacing w:after="140" w:before="60" w:line="312"/>
+        <w:jc w:val="both"/>
+      </w:pPr>
+      <w:r>
+        <w:t xml:space="preserve">Para cada tag </w:t>
+      </w:r>
+      <w:r>
+        <w:rPr>
+          <w:rFonts w:ascii="Consolas" w:cs="Consolas" w:eastAsia="Consolas" w:hAnsi="Consolas"/>
+          <w:color w:val="7A1F2B"/>
+          <w:sz w:val="19"/>
+          <w:szCs w:val="19"/>
+        </w:rPr>
+        <w:t xml:space="preserve">fatia*-T*</w:t>
+      </w:r>
+      <w:r>
+        <w:t xml:space="preserve">, o script:</w:t>
+      </w:r>
+    </w:p>
+    <w:p>
+      <w:pPr>
+        <w:pStyle w:val="ListParagraph"/>
+        <w:numPr>
+          <w:ilvl w:val="0"/>
+          <w:numId w:val="9"/>
+        </w:numPr>
+        <w:spacing w:after="40" w:before="40" w:line="300"/>
+      </w:pPr>
+      <w:r>
+        <w:t xml:space="preserve">Exporta o conteúdo da tag com </w:t>
+      </w:r>
+      <w:r>
+        <w:rPr>
+          <w:rFonts w:ascii="Consolas" w:cs="Consolas" w:eastAsia="Consolas" w:hAnsi="Consolas"/>
+          <w:color w:val="7A1F2B"/>
+          <w:sz w:val="19"/>
+          <w:szCs w:val="19"/>
+        </w:rPr>
+        <w:t xml:space="preserve">git archive</w:t>
+      </w:r>
+      <w:r>
+        <w:t xml:space="preserve"> para </w:t>
+      </w:r>
+      <w:r>
+        <w:rPr>
+          <w:rFonts w:ascii="Consolas" w:cs="Consolas" w:eastAsia="Consolas" w:hAnsi="Consolas"/>
+          <w:color w:val="7A1F2B"/>
+          <w:sz w:val="19"/>
+          <w:szCs w:val="19"/>
+        </w:rPr>
+        <w:t xml:space="preserve">../ze-peixeira-aula/&lt;tag&gt;/</w:t>
+      </w:r>
+      <w:r>
+        <w:t xml:space="preserve"> — </w:t>
+      </w:r>
+      <w:r>
+        <w:rPr>
+          <w:b/>
+          <w:bCs/>
+        </w:rPr>
+        <w:t xml:space="preserve">fora</w:t>
+      </w:r>
+      <w:r>
+        <w:t xml:space="preserve"> do repositório (não versionado, não afeta o clone principal). Por padrão, não sobrescreve uma pasta já exportada; </w:t>
+      </w:r>
+      <w:r>
+        <w:rPr>
+          <w:rFonts w:ascii="Consolas" w:cs="Consolas" w:eastAsia="Consolas" w:hAnsi="Consolas"/>
+          <w:color w:val="7A1F2B"/>
+          <w:sz w:val="19"/>
+          <w:szCs w:val="19"/>
+        </w:rPr>
+        <w:t xml:space="preserve">--forcar</w:t>
+      </w:r>
+      <w:r>
+        <w:t xml:space="preserve"> permite refazer.</w:t>
+      </w:r>
+    </w:p>
+    <w:p>
+      <w:pPr>
+        <w:pStyle w:val="ListParagraph"/>
+        <w:numPr>
+          <w:ilvl w:val="0"/>
+          <w:numId w:val="9"/>
+        </w:numPr>
+        <w:spacing w:after="40" w:before="40" w:line="300"/>
+      </w:pPr>
+      <w:r>
+        <w:t xml:space="preserve">Na cópia exportada (nunca no repositório), muda </w:t>
+      </w:r>
+      <w:r>
+        <w:rPr>
+          <w:rFonts w:ascii="Consolas" w:cs="Consolas" w:eastAsia="Consolas" w:hAnsi="Consolas"/>
+          <w:color w:val="7A1F2B"/>
+          <w:sz w:val="19"/>
+          <w:szCs w:val="19"/>
+        </w:rPr>
+        <w:t xml:space="preserve">config/name</w:t>
+      </w:r>
+      <w:r>
+        <w:t xml:space="preserve"> em </w:t>
+      </w:r>
+      <w:r>
+        <w:rPr>
+          <w:rFonts w:ascii="Consolas" w:cs="Consolas" w:eastAsia="Consolas" w:hAnsi="Consolas"/>
+          <w:color w:val="7A1F2B"/>
+          <w:sz w:val="19"/>
+          <w:szCs w:val="19"/>
+        </w:rPr>
+        <w:t xml:space="preserve">game/project.godot</w:t>
+      </w:r>
+      <w:r>
+        <w:t xml:space="preserve"> para </w:t>
+      </w:r>
+      <w:r>
+        <w:rPr>
+          <w:rFonts w:ascii="Consolas" w:cs="Consolas" w:eastAsia="Consolas" w:hAnsi="Consolas"/>
+          <w:color w:val="7A1F2B"/>
+          <w:sz w:val="19"/>
+          <w:szCs w:val="19"/>
+        </w:rPr>
+        <w:t xml:space="preserve">"Zé Peixeira — &lt;TXXX&gt;"</w:t>
+      </w:r>
+      <w:r>
+        <w:t xml:space="preserve">, só para diferenciar as janelas do editor quando várias cópias estão abertas ao mesmo tempo.</w:t>
+      </w:r>
+    </w:p>
+    <w:p>
+      <w:pPr>
+        <w:pStyle w:val="ListParagraph"/>
+        <w:numPr>
+          <w:ilvl w:val="0"/>
+          <w:numId w:val="9"/>
+        </w:numPr>
+        <w:spacing w:after="40" w:before="40" w:line="300"/>
+      </w:pPr>
+      <w:r>
+        <w:t xml:space="preserve">Ao final, lista as pastas criadas e lembra de importar o </w:t>
+      </w:r>
+      <w:r>
+        <w:rPr>
+          <w:rFonts w:ascii="Consolas" w:cs="Consolas" w:eastAsia="Consolas" w:hAnsi="Consolas"/>
+          <w:color w:val="7A1F2B"/>
+          <w:sz w:val="19"/>
+          <w:szCs w:val="19"/>
+        </w:rPr>
+        <w:t xml:space="preserve">game/project.godot</w:t>
+      </w:r>
+      <w:r>
+        <w:t xml:space="preserve"> de cada uma no Godot.</w:t>
+      </w:r>
+    </w:p>
+    <w:p>
+      <w:pPr>
+        <w:spacing w:after="140" w:before="60" w:line="312"/>
+        <w:jc w:val="both"/>
+      </w:pPr>
+      <w:r>
+        <w:t xml:space="preserve">As pastas geradas não são commitadas em lugar nenhum: são material de apoio para a aula, descartável e regenerável a qualquer momento a partir das tags.</w:t>
+      </w:r>
+    </w:p>
+    <w:p>
       <w:r>
         <w:br w:type="page"/>
       </w:r>
@@ -9307,7 +10360,7 @@
         <w:pStyle w:val="ListParagraph"/>
         <w:numPr>
           <w:ilvl w:val="0"/>
-          <w:numId w:val="9"/>
+          <w:numId w:val="10"/>
         </w:numPr>
         <w:spacing w:after="40" w:before="40" w:line="300"/>
       </w:pPr>
@@ -9359,7 +10412,7 @@
         <w:pStyle w:val="ListParagraph"/>
         <w:numPr>
           <w:ilvl w:val="0"/>
-          <w:numId w:val="9"/>
+          <w:numId w:val="10"/>
         </w:numPr>
         <w:spacing w:after="40" w:before="40" w:line="300"/>
       </w:pPr>
@@ -9411,7 +10464,7 @@
         <w:pStyle w:val="ListParagraph"/>
         <w:numPr>
           <w:ilvl w:val="0"/>
-          <w:numId w:val="9"/>
+          <w:numId w:val="10"/>
         </w:numPr>
         <w:spacing w:after="40" w:before="40" w:line="300"/>
       </w:pPr>
@@ -9473,7 +10526,7 @@
         <w:pStyle w:val="ListParagraph"/>
         <w:numPr>
           <w:ilvl w:val="0"/>
-          <w:numId w:val="9"/>
+          <w:numId w:val="10"/>
         </w:numPr>
         <w:spacing w:after="40" w:before="40" w:line="300"/>
       </w:pPr>
@@ -9535,7 +10588,7 @@
         <w:pStyle w:val="ListParagraph"/>
         <w:numPr>
           <w:ilvl w:val="0"/>
-          <w:numId w:val="9"/>
+          <w:numId w:val="10"/>
         </w:numPr>
         <w:spacing w:after="40" w:before="40" w:line="300"/>
       </w:pPr>
@@ -9587,7 +10640,7 @@
         <w:pStyle w:val="ListParagraph"/>
         <w:numPr>
           <w:ilvl w:val="0"/>
-          <w:numId w:val="9"/>
+          <w:numId w:val="10"/>
         </w:numPr>
         <w:spacing w:after="40" w:before="40" w:line="300"/>
       </w:pPr>
@@ -11847,6 +12900,12 @@
     </w:lvlOverride>
   </w:num>
   <w:num w:numId="9">
+    <w:abstractNumId w:val="3"/>
+    <w:lvlOverride w:ilvl="0">
+      <w:startOverride w:val="1"/>
+    </w:lvlOverride>
+  </w:num>
+  <w:num w:numId="10">
     <w:abstractNumId w:val="3"/>
     <w:lvlOverride w:ilvl="0">
       <w:startOverride w:val="1"/>

--- a/docs/apostila-sdd-ze-peixeira.docx
+++ b/docs/apostila-sdd-ze-peixeira.docx
@@ -1898,7 +1898,7 @@
             <w:pPr>
               <w:spacing w:after="0" w:before="0" w:line="270"/>
             </w:pPr>
-            <w:hyperlink w:history="1" r:id="rIdrlbh_oeddk8j2cicwyt8b">
+            <w:hyperlink w:history="1" r:id="rIdlwk64rk30o99noaxhzanl">
               <w:r>
                 <w:rPr>
                   <w:rStyle w:val="Hyperlink"/>
@@ -2308,7 +2308,7 @@
               </w:rPr>
               <w:t xml:space="preserve">Servidor MCP para Godot (ex.: </w:t>
             </w:r>
-            <w:hyperlink w:history="1" r:id="rIdl1bekmdqfsazugrqpphjn">
+            <w:hyperlink w:history="1" r:id="rId4czxu9jpi7n0xtpxozp2h">
               <w:r>
                 <w:rPr>
                   <w:rStyle w:val="Hyperlink"/>
@@ -4645,7 +4645,7 @@
           <w:sz w:val="20"/>
           <w:szCs w:val="20"/>
         </w:rPr>
-        <w:t xml:space="preserve"> (RF-006/RF-008) não tem teste de integração próprio, só a regra pura e o método </w:t>
+        <w:t xml:space="preserve"> (RF-006/RF-008) não tinha teste de integração próprio, só a regra pura e o método </w:t>
       </w:r>
       <w:r>
         <w:rPr>
@@ -4693,7 +4693,7 @@
           <w:sz w:val="20"/>
           <w:szCs w:val="20"/>
         </w:rPr>
-        <w:t xml:space="preserve"> (Phase 5: Convergence), ainda não implementada. Playtest formal (os 9 passos de </w:t>
+        <w:t xml:space="preserve"> (Phase 5: Convergence) e depois implementada (o primeiro teste escrito para ela também foi corrigido numa revisão, por ser vazio: </w:t>
       </w:r>
       <w:r>
         <w:rPr>
@@ -4702,14 +4702,30 @@
           <w:sz w:val="18"/>
           <w:szCs w:val="18"/>
         </w:rPr>
-        <w:t xml:space="preserve">quickstart.md</w:t>
+        <w:t xml:space="preserve">docs/review/001-T011-teste-vazio-integracao.md</w:t>
       </w:r>
       <w:r>
         <w:rPr>
           <w:sz w:val="20"/>
           <w:szCs w:val="20"/>
         </w:rPr>
-        <w:t xml:space="preserve">) entregue como checklist para o humano executar, não marcado como feito pelo agente. Testes automatizados: </w:t>
+        <w:t xml:space="preserve">). </w:t>
+      </w:r>
+      <w:r>
+        <w:rPr>
+          <w:b/>
+          <w:bCs/>
+          <w:sz w:val="20"/>
+          <w:szCs w:val="20"/>
+        </w:rPr>
+        <w:t xml:space="preserve">Resultado do playtest humano da T009 (2026-09-22):</w:t>
+      </w:r>
+      <w:r>
+        <w:rPr>
+          <w:sz w:val="20"/>
+          <w:szCs w:val="20"/>
+        </w:rPr>
+        <w:t xml:space="preserve"> passos 1–8 dos 9 de </w:t>
       </w:r>
       <w:r>
         <w:rPr>
@@ -4718,14 +4734,62 @@
           <w:sz w:val="18"/>
           <w:szCs w:val="18"/>
         </w:rPr>
-        <w:t xml:space="preserve">16/16 passed</w:t>
+        <w:t xml:space="preserve">quickstart.md</w:t>
       </w:r>
       <w:r>
         <w:rPr>
           <w:sz w:val="20"/>
           <w:szCs w:val="20"/>
         </w:rPr>
-        <w:t xml:space="preserve"> (15 de RF/CS + 1 de ambiente). Não há fatia anterior a esta (é a primeira da demonstração), então a constituição 4.4 ("testes de fatias anteriores continuam passando") ainda não teve chance de ser exercida.</w:t>
+        <w:t xml:space="preserve"> confirmados, jogando </w:t>
+      </w:r>
+      <w:r>
+        <w:rPr>
+          <w:rFonts w:ascii="Consolas" w:cs="Consolas" w:eastAsia="Consolas" w:hAnsi="Consolas"/>
+          <w:color w:val="7A1F2B"/>
+          <w:sz w:val="18"/>
+          <w:szCs w:val="18"/>
+        </w:rPr>
+        <w:t xml:space="preserve">fase_teste.tscn</w:t>
+      </w:r>
+      <w:r>
+        <w:rPr>
+          <w:sz w:val="20"/>
+          <w:szCs w:val="20"/>
+        </w:rPr>
+        <w:t xml:space="preserve"> no editor. Passo 9 (zona morta do analógico, RF-001) </w:t>
+      </w:r>
+      <w:r>
+        <w:rPr>
+          <w:b/>
+          <w:bCs/>
+          <w:sz w:val="20"/>
+          <w:szCs w:val="20"/>
+        </w:rPr>
+        <w:t xml:space="preserve">não testado</w:t>
+      </w:r>
+      <w:r>
+        <w:rPr>
+          <w:sz w:val="20"/>
+          <w:szCs w:val="20"/>
+        </w:rPr>
+        <w:t xml:space="preserve"> — sem controle com analógico disponível no momento do playtest. Testes automatizados: </w:t>
+      </w:r>
+      <w:r>
+        <w:rPr>
+          <w:rFonts w:ascii="Consolas" w:cs="Consolas" w:eastAsia="Consolas" w:hAnsi="Consolas"/>
+          <w:color w:val="7A1F2B"/>
+          <w:sz w:val="18"/>
+          <w:szCs w:val="18"/>
+        </w:rPr>
+        <w:t xml:space="preserve">18/18 passed</w:t>
+      </w:r>
+      <w:r>
+        <w:rPr>
+          <w:sz w:val="20"/>
+          <w:szCs w:val="20"/>
+        </w:rPr>
+        <w:t xml:space="preserve"> (17 de RF/CS/integração + 1 de ambiente). Não há fatia anterior a esta (é a primeira da demonstração), então a constituição 4.4 ("testes de fatias anteriores continuam passando") ainda não teve chance de ser exercida.</w:t>
       </w:r>
     </w:p>
     <w:p>

--- a/docs/apostila-sdd-ze-peixeira.docx
+++ b/docs/apostila-sdd-ze-peixeira.docx
@@ -1898,7 +1898,7 @@
             <w:pPr>
               <w:spacing w:after="0" w:before="0" w:line="270"/>
             </w:pPr>
-            <w:hyperlink w:history="1" r:id="rIdlwk64rk30o99noaxhzanl">
+            <w:hyperlink w:history="1" r:id="rIdl1f5ibs_alx8ldseaity7">
               <w:r>
                 <w:rPr>
                   <w:rStyle w:val="Hyperlink"/>
@@ -2308,7 +2308,7 @@
               </w:rPr>
               <w:t xml:space="preserve">Servidor MCP para Godot (ex.: </w:t>
             </w:r>
-            <w:hyperlink w:history="1" r:id="rId4czxu9jpi7n0xtpxozp2h">
+            <w:hyperlink w:history="1" r:id="rIdpt2q1tgdywkkdyxoyc9z8">
               <w:r>
                 <w:rPr>
                   <w:rStyle w:val="Hyperlink"/>
@@ -4366,7 +4366,7 @@
           <w:sz w:val="20"/>
           <w:szCs w:val="20"/>
         </w:rPr>
-        <w:t xml:space="preserve"> Cinco registros criados nesta fatia: </w:t>
+        <w:t xml:space="preserve"> Seis registros criados nesta fatia: </w:t>
       </w:r>
       <w:r>
         <w:rPr>
@@ -4478,7 +4478,23 @@
           <w:sz w:val="20"/>
           <w:szCs w:val="20"/>
         </w:rPr>
-        <w:t xml:space="preserve"> (um teste do agente não exercitava de fato o comportamento que deveria cobrir).</w:t>
+        <w:t xml:space="preserve"> (um teste do agente não exercitava de fato o comportamento que deveria cobrir); </w:t>
+      </w:r>
+      <w:r>
+        <w:rPr>
+          <w:rFonts w:ascii="Consolas" w:cs="Consolas" w:eastAsia="Consolas" w:hAnsi="Consolas"/>
+          <w:color w:val="7A1F2B"/>
+          <w:sz w:val="18"/>
+          <w:szCs w:val="18"/>
+        </w:rPr>
+        <w:t xml:space="preserve">docs/review/001-T011-teste-vazio-integracao.md</w:t>
+      </w:r>
+      <w:r>
+        <w:rPr>
+          <w:sz w:val="20"/>
+          <w:szCs w:val="20"/>
+        </w:rPr>
+        <w:t xml:space="preserve"> (o teste de integração passava sem a fase chamar o reaparecimento).</w:t>
       </w:r>
     </w:p>
     <w:p>
